--- a/CÔNG TY TNHH TMDV KHÁNH HƯNG/KhanhHung_ThayDoiThanhVien_DDPL/KhanhHung_Hop_dong_chuyen_nhuong.docx
+++ b/CÔNG TY TNHH TMDV KHÁNH HƯNG/KhanhHung_ThayDoiThanhVien_DDPL/KhanhHung_Hop_dong_chuyen_nhuong.docx
@@ -1,6 +1,6 @@
 
 <file path=word/document.xml><?xml version="1.0" encoding="utf-8"?>
-<w:document xmlns:wpc="http://schemas.microsoft.com/office/word/2010/wordprocessingCanvas" xmlns:cx="http://schemas.microsoft.com/office/drawing/2014/chartex" xmlns:cx1="http://schemas.microsoft.com/office/drawing/2015/9/8/chartex" xmlns:mc="http://schemas.openxmlformats.org/markup-compatibility/2006" xmlns:o="urn:schemas-microsoft-com:office:office" xmlns:r="http://schemas.openxmlformats.org/officeDocument/2006/relationships" xmlns:m="http://schemas.openxmlformats.org/officeDocument/2006/math" xmlns:v="urn:schemas-microsoft-com:vml" xmlns:wp14="http://schemas.microsoft.com/office/word/2010/wordprocessingDrawing" xmlns:wp="http://schemas.openxmlformats.org/drawingml/2006/wordprocessingDrawing" xmlns:w10="urn:schemas-microsoft-com:office:word" xmlns:w="http://schemas.openxmlformats.org/wordprocessingml/2006/main" xmlns:w14="http://schemas.microsoft.com/office/word/2010/wordml" xmlns:w15="http://schemas.microsoft.com/office/word/2012/wordml" xmlns:w16se="http://schemas.microsoft.com/office/word/2015/wordml/symex" xmlns:wpg="http://schemas.microsoft.com/office/word/2010/wordprocessingGroup" xmlns:wpi="http://schemas.microsoft.com/office/word/2010/wordprocessingInk" xmlns:wne="http://schemas.microsoft.com/office/word/2006/wordml" xmlns:wps="http://schemas.microsoft.com/office/word/2010/wordprocessingShape" mc:Ignorable="w14 w15 w16se wp14">
+<w:document xmlns:wpc="http://schemas.microsoft.com/office/word/2010/wordprocessingCanvas" xmlns:cx="http://schemas.microsoft.com/office/drawing/2014/chartex" xmlns:mc="http://schemas.openxmlformats.org/markup-compatibility/2006" xmlns:o="urn:schemas-microsoft-com:office:office" xmlns:r="http://schemas.openxmlformats.org/officeDocument/2006/relationships" xmlns:m="http://schemas.openxmlformats.org/officeDocument/2006/math" xmlns:v="urn:schemas-microsoft-com:vml" xmlns:wp14="http://schemas.microsoft.com/office/word/2010/wordprocessingDrawing" xmlns:wp="http://schemas.openxmlformats.org/drawingml/2006/wordprocessingDrawing" xmlns:w10="urn:schemas-microsoft-com:office:word" xmlns:w="http://schemas.openxmlformats.org/wordprocessingml/2006/main" xmlns:w14="http://schemas.microsoft.com/office/word/2010/wordml" xmlns:w15="http://schemas.microsoft.com/office/word/2012/wordml" xmlns:w16se="http://schemas.microsoft.com/office/word/2015/wordml/symex" xmlns:wpg="http://schemas.microsoft.com/office/word/2010/wordprocessingGroup" xmlns:wpi="http://schemas.microsoft.com/office/word/2010/wordprocessingInk" xmlns:wne="http://schemas.microsoft.com/office/word/2006/wordml" xmlns:wps="http://schemas.microsoft.com/office/word/2010/wordprocessingShape" mc:Ignorable="w14 w15 w16se wp14">
   <w:body>
     <w:p>
       <w:pPr>
@@ -13,6 +13,8 @@
           <w:szCs w:val="26"/>
         </w:rPr>
       </w:pPr>
+      <w:bookmarkStart w:id="0" w:name="_GoBack"/>
+      <w:bookmarkEnd w:id="0"/>
       <w:r>
         <w:rPr>
           <w:rFonts w:ascii="Times New Roman" w:eastAsia="Times New Roman" w:hAnsi="Times New Roman"/>
@@ -244,7 +246,41 @@
           <w:sz w:val="26"/>
           <w:szCs w:val="26"/>
         </w:rPr>
-        <w:t xml:space="preserve"> năm 2026 tại trụ sở CÔNG TY TNHH CÔNG NGHỆ KIM LOẠI CHÂU Á , địa chỉ trụ sở: Thửa đất số 12, Tờ bản đồ số 110, Khu phố Bình Thuận 2, Phường Thuận Giao, Thành phố Hồ Chí Minh, Việt Nam</w:t>
+        <w:t xml:space="preserve"> năm 2026 tại trụ sở </w:t>
+      </w:r>
+      <w:r>
+        <w:rPr>
+          <w:rFonts w:ascii="Times New Roman" w:hAnsi="Times New Roman"/>
+          <w:sz w:val="26"/>
+          <w:szCs w:val="26"/>
+        </w:rPr>
+        <w:t>CÔNG TY TNHH TMDV KHÁNH HƯNG</w:t>
+      </w:r>
+      <w:proofErr w:type="gramStart"/>
+      <w:r>
+        <w:rPr>
+          <w:rFonts w:ascii="Times New Roman" w:hAnsi="Times New Roman"/>
+          <w:sz w:val="26"/>
+          <w:szCs w:val="26"/>
+        </w:rPr>
+        <w:t>.</w:t>
+      </w:r>
+      <w:r>
+        <w:rPr>
+          <w:rFonts w:ascii="Times New Roman" w:hAnsi="Times New Roman"/>
+          <w:sz w:val="26"/>
+          <w:szCs w:val="26"/>
+        </w:rPr>
+        <w:t xml:space="preserve"> ,</w:t>
+      </w:r>
+      <w:proofErr w:type="gramEnd"/>
+      <w:r>
+        <w:rPr>
+          <w:rFonts w:ascii="Times New Roman" w:hAnsi="Times New Roman"/>
+          <w:sz w:val="26"/>
+          <w:szCs w:val="26"/>
+        </w:rPr>
+        <w:t xml:space="preserve"> địa chỉ trụ sở: Thửa đất số 12, Tờ bản đồ số 110, Khu phố Bình Thuận 2, Phường Thuận Giao, Thành phố Hồ Chí Minh, Việt Nam</w:t>
       </w:r>
     </w:p>
     <w:p>
@@ -923,7 +959,27 @@
           <w:szCs w:val="26"/>
           <w:lang w:val="vi-VN"/>
         </w:rPr>
-        <w:t>21/6 Xuân Thủy, Kp4, Phường An Khánh, Thành phố Hồ Chí Minh</w:t>
+        <w:t xml:space="preserve">21/6 Xuân Thủy, Kp4, Phường </w:t>
+      </w:r>
+      <w:proofErr w:type="gramStart"/>
+      <w:r>
+        <w:rPr>
+          <w:rFonts w:ascii="Times New Roman" w:hAnsi="Times New Roman"/>
+          <w:sz w:val="26"/>
+          <w:szCs w:val="26"/>
+          <w:lang w:val="vi-VN"/>
+        </w:rPr>
+        <w:t>An</w:t>
+      </w:r>
+      <w:proofErr w:type="gramEnd"/>
+      <w:r>
+        <w:rPr>
+          <w:rFonts w:ascii="Times New Roman" w:hAnsi="Times New Roman"/>
+          <w:sz w:val="26"/>
+          <w:szCs w:val="26"/>
+          <w:lang w:val="vi-VN"/>
+        </w:rPr>
+        <w:t xml:space="preserve"> Khánh, Thành phố Hồ Chí Minh</w:t>
       </w:r>
     </w:p>
     <w:p>
@@ -962,7 +1018,27 @@
           <w:szCs w:val="26"/>
           <w:lang w:val="vi-VN"/>
         </w:rPr>
-        <w:t>21/6 Xuân Thủy, Kp4, Phường An Khánh, Thành phố Hồ Chí Minh</w:t>
+        <w:t xml:space="preserve">21/6 Xuân Thủy, Kp4, Phường </w:t>
+      </w:r>
+      <w:proofErr w:type="gramStart"/>
+      <w:r>
+        <w:rPr>
+          <w:rFonts w:ascii="Times New Roman" w:hAnsi="Times New Roman"/>
+          <w:sz w:val="26"/>
+          <w:szCs w:val="26"/>
+          <w:lang w:val="vi-VN"/>
+        </w:rPr>
+        <w:t>An</w:t>
+      </w:r>
+      <w:proofErr w:type="gramEnd"/>
+      <w:r>
+        <w:rPr>
+          <w:rFonts w:ascii="Times New Roman" w:hAnsi="Times New Roman"/>
+          <w:sz w:val="26"/>
+          <w:szCs w:val="26"/>
+          <w:lang w:val="vi-VN"/>
+        </w:rPr>
+        <w:t xml:space="preserve"> Khánh, Thành phố Hồ Chí Minh</w:t>
       </w:r>
     </w:p>
     <w:p>
@@ -1055,7 +1131,25 @@
           <w:szCs w:val="26"/>
           <w:lang w:val="sv-SE"/>
         </w:rPr>
-        <w:t>Điều 1: Trong thời gian qua, bà TRƯƠNG NGỌC DIỄM (Bên bán) có góp vốn vào CÔNG TY TNHH CÔNG NGHỆ KIM LOẠI CHÂU Á với giá trị phần vốn góp là 18.000.000.000 đồng (Mười tám tỷ đồng), tương ứng với tỷ lệ 90% vốn điều lệ công ty theo Giấy chứng nhận đăng ký doanh nghiệp số 3702570782 do Phòng Đăng ký kinh doanh - Sở Tài Chính thành phố Hồ Chí Minh</w:t>
+        <w:t xml:space="preserve">Điều 1: Trong thời gian qua, bà TRƯƠNG NGỌC DIỄM (Bên bán) có góp vốn vào </w:t>
+      </w:r>
+      <w:r>
+        <w:rPr>
+          <w:rFonts w:ascii="Times New Roman" w:hAnsi="Times New Roman"/>
+          <w:sz w:val="26"/>
+          <w:szCs w:val="26"/>
+          <w:lang w:val="sv-SE"/>
+        </w:rPr>
+        <w:t>CÔNG TY TNHH TMDV KHÁNH HƯNG.</w:t>
+      </w:r>
+      <w:r>
+        <w:rPr>
+          <w:rFonts w:ascii="Times New Roman" w:hAnsi="Times New Roman"/>
+          <w:sz w:val="26"/>
+          <w:szCs w:val="26"/>
+          <w:lang w:val="sv-SE"/>
+        </w:rPr>
+        <w:t xml:space="preserve"> với giá trị phần vốn góp là 18.000.000.000 đồng (Mười tám tỷ đồng), tương ứng với tỷ lệ 90% vốn điều lệ công ty theo Giấy chứng nhận đăng ký doanh nghiệp số 3702570782 do Phòng Đăng ký kinh doanh - Sở Tài Chính thành phố Hồ Chí Minh</w:t>
       </w:r>
       <w:r>
         <w:rPr>
@@ -1315,7 +1409,7 @@
           <w:szCs w:val="26"/>
           <w:lang w:val="sv-SE"/>
         </w:rPr>
-        <w:t>CÔNG TY TNHH CÔNG NGHỆ KIM LOẠI CHÂU Á</w:t>
+        <w:t>CÔNG TY TNHH TMDV KHÁNH HƯNG.</w:t>
       </w:r>
       <w:r>
         <w:rPr>
@@ -1356,7 +1450,7 @@
           <w:szCs w:val="26"/>
           <w:lang w:val="sv-SE"/>
         </w:rPr>
-        <w:t>CÔNG TY TNHH CÔNG NGHỆ KIM LOẠI CHÂU Á</w:t>
+        <w:t>CÔNG TY TNHH TMDV KHÁNH HƯNG.</w:t>
       </w:r>
       <w:r>
         <w:rPr>
@@ -2345,8 +2439,6 @@
               </w:rPr>
               <w:t>3</w:t>
             </w:r>
-            <w:bookmarkStart w:id="0" w:name="_GoBack"/>
-            <w:bookmarkEnd w:id="0"/>
             <w:r>
               <w:rPr>
                 <w:rFonts w:ascii="Times New Roman" w:eastAsia="Times New Roman" w:hAnsi="Times New Roman"/>
@@ -2629,7 +2721,7 @@
 </file>
 
 <file path=word/endnotes.xml><?xml version="1.0" encoding="utf-8"?>
-<w:endnotes xmlns:wpc="http://schemas.microsoft.com/office/word/2010/wordprocessingCanvas" xmlns:cx="http://schemas.microsoft.com/office/drawing/2014/chartex" xmlns:cx1="http://schemas.microsoft.com/office/drawing/2015/9/8/chartex" xmlns:mc="http://schemas.openxmlformats.org/markup-compatibility/2006" xmlns:o="urn:schemas-microsoft-com:office:office" xmlns:r="http://schemas.openxmlformats.org/officeDocument/2006/relationships" xmlns:m="http://schemas.openxmlformats.org/officeDocument/2006/math" xmlns:v="urn:schemas-microsoft-com:vml" xmlns:wp14="http://schemas.microsoft.com/office/word/2010/wordprocessingDrawing" xmlns:wp="http://schemas.openxmlformats.org/drawingml/2006/wordprocessingDrawing" xmlns:w10="urn:schemas-microsoft-com:office:word" xmlns:w="http://schemas.openxmlformats.org/wordprocessingml/2006/main" xmlns:w14="http://schemas.microsoft.com/office/word/2010/wordml" xmlns:w15="http://schemas.microsoft.com/office/word/2012/wordml" xmlns:w16se="http://schemas.microsoft.com/office/word/2015/wordml/symex" xmlns:wpg="http://schemas.microsoft.com/office/word/2010/wordprocessingGroup" xmlns:wpi="http://schemas.microsoft.com/office/word/2010/wordprocessingInk" xmlns:wne="http://schemas.microsoft.com/office/word/2006/wordml" xmlns:wps="http://schemas.microsoft.com/office/word/2010/wordprocessingShape" mc:Ignorable="w14 w15 w16se wp14">
+<w:endnotes xmlns:wpc="http://schemas.microsoft.com/office/word/2010/wordprocessingCanvas" xmlns:cx="http://schemas.microsoft.com/office/drawing/2014/chartex" xmlns:mc="http://schemas.openxmlformats.org/markup-compatibility/2006" xmlns:o="urn:schemas-microsoft-com:office:office" xmlns:r="http://schemas.openxmlformats.org/officeDocument/2006/relationships" xmlns:m="http://schemas.openxmlformats.org/officeDocument/2006/math" xmlns:v="urn:schemas-microsoft-com:vml" xmlns:wp14="http://schemas.microsoft.com/office/word/2010/wordprocessingDrawing" xmlns:wp="http://schemas.openxmlformats.org/drawingml/2006/wordprocessingDrawing" xmlns:w10="urn:schemas-microsoft-com:office:word" xmlns:w="http://schemas.openxmlformats.org/wordprocessingml/2006/main" xmlns:w14="http://schemas.microsoft.com/office/word/2010/wordml" xmlns:w15="http://schemas.microsoft.com/office/word/2012/wordml" xmlns:w16se="http://schemas.microsoft.com/office/word/2015/wordml/symex" xmlns:wpg="http://schemas.microsoft.com/office/word/2010/wordprocessingGroup" xmlns:wpi="http://schemas.microsoft.com/office/word/2010/wordprocessingInk" xmlns:wne="http://schemas.microsoft.com/office/word/2006/wordml" xmlns:wps="http://schemas.microsoft.com/office/word/2010/wordprocessingShape" mc:Ignorable="w14 w15 w16se wp14">
   <w:endnote w:type="separator" w:id="-1">
     <w:p>
       <w:pPr>
@@ -2654,7 +2746,7 @@
 </file>
 
 <file path=word/footer1.xml><?xml version="1.0" encoding="utf-8"?>
-<w:ftr xmlns:wpc="http://schemas.microsoft.com/office/word/2010/wordprocessingCanvas" xmlns:cx="http://schemas.microsoft.com/office/drawing/2014/chartex" xmlns:cx1="http://schemas.microsoft.com/office/drawing/2015/9/8/chartex" xmlns:mc="http://schemas.openxmlformats.org/markup-compatibility/2006" xmlns:o="urn:schemas-microsoft-com:office:office" xmlns:r="http://schemas.openxmlformats.org/officeDocument/2006/relationships" xmlns:m="http://schemas.openxmlformats.org/officeDocument/2006/math" xmlns:v="urn:schemas-microsoft-com:vml" xmlns:wp14="http://schemas.microsoft.com/office/word/2010/wordprocessingDrawing" xmlns:wp="http://schemas.openxmlformats.org/drawingml/2006/wordprocessingDrawing" xmlns:w10="urn:schemas-microsoft-com:office:word" xmlns:w="http://schemas.openxmlformats.org/wordprocessingml/2006/main" xmlns:w14="http://schemas.microsoft.com/office/word/2010/wordml" xmlns:w15="http://schemas.microsoft.com/office/word/2012/wordml" xmlns:w16se="http://schemas.microsoft.com/office/word/2015/wordml/symex" xmlns:wpg="http://schemas.microsoft.com/office/word/2010/wordprocessingGroup" xmlns:wpi="http://schemas.microsoft.com/office/word/2010/wordprocessingInk" xmlns:wne="http://schemas.microsoft.com/office/word/2006/wordml" xmlns:wps="http://schemas.microsoft.com/office/word/2010/wordprocessingShape" mc:Ignorable="w14 w15 w16se wp14">
+<w:ftr xmlns:wpc="http://schemas.microsoft.com/office/word/2010/wordprocessingCanvas" xmlns:cx="http://schemas.microsoft.com/office/drawing/2014/chartex" xmlns:mc="http://schemas.openxmlformats.org/markup-compatibility/2006" xmlns:o="urn:schemas-microsoft-com:office:office" xmlns:r="http://schemas.openxmlformats.org/officeDocument/2006/relationships" xmlns:m="http://schemas.openxmlformats.org/officeDocument/2006/math" xmlns:v="urn:schemas-microsoft-com:vml" xmlns:wp14="http://schemas.microsoft.com/office/word/2010/wordprocessingDrawing" xmlns:wp="http://schemas.openxmlformats.org/drawingml/2006/wordprocessingDrawing" xmlns:w10="urn:schemas-microsoft-com:office:word" xmlns:w="http://schemas.openxmlformats.org/wordprocessingml/2006/main" xmlns:w14="http://schemas.microsoft.com/office/word/2010/wordml" xmlns:w15="http://schemas.microsoft.com/office/word/2012/wordml" xmlns:w16se="http://schemas.microsoft.com/office/word/2015/wordml/symex" xmlns:wpg="http://schemas.microsoft.com/office/word/2010/wordprocessingGroup" xmlns:wpi="http://schemas.microsoft.com/office/word/2010/wordprocessingInk" xmlns:wne="http://schemas.microsoft.com/office/word/2006/wordml" xmlns:wps="http://schemas.microsoft.com/office/word/2010/wordprocessingShape" mc:Ignorable="w14 w15 w16se wp14">
   <w:p>
     <w:pPr>
       <w:pStyle w:val="Footer"/>
@@ -2670,7 +2762,7 @@
 </file>
 
 <file path=word/footnotes.xml><?xml version="1.0" encoding="utf-8"?>
-<w:footnotes xmlns:wpc="http://schemas.microsoft.com/office/word/2010/wordprocessingCanvas" xmlns:cx="http://schemas.microsoft.com/office/drawing/2014/chartex" xmlns:cx1="http://schemas.microsoft.com/office/drawing/2015/9/8/chartex" xmlns:mc="http://schemas.openxmlformats.org/markup-compatibility/2006" xmlns:o="urn:schemas-microsoft-com:office:office" xmlns:r="http://schemas.openxmlformats.org/officeDocument/2006/relationships" xmlns:m="http://schemas.openxmlformats.org/officeDocument/2006/math" xmlns:v="urn:schemas-microsoft-com:vml" xmlns:wp14="http://schemas.microsoft.com/office/word/2010/wordprocessingDrawing" xmlns:wp="http://schemas.openxmlformats.org/drawingml/2006/wordprocessingDrawing" xmlns:w10="urn:schemas-microsoft-com:office:word" xmlns:w="http://schemas.openxmlformats.org/wordprocessingml/2006/main" xmlns:w14="http://schemas.microsoft.com/office/word/2010/wordml" xmlns:w15="http://schemas.microsoft.com/office/word/2012/wordml" xmlns:w16se="http://schemas.microsoft.com/office/word/2015/wordml/symex" xmlns:wpg="http://schemas.microsoft.com/office/word/2010/wordprocessingGroup" xmlns:wpi="http://schemas.microsoft.com/office/word/2010/wordprocessingInk" xmlns:wne="http://schemas.microsoft.com/office/word/2006/wordml" xmlns:wps="http://schemas.microsoft.com/office/word/2010/wordprocessingShape" mc:Ignorable="w14 w15 w16se wp14">
+<w:footnotes xmlns:wpc="http://schemas.microsoft.com/office/word/2010/wordprocessingCanvas" xmlns:cx="http://schemas.microsoft.com/office/drawing/2014/chartex" xmlns:mc="http://schemas.openxmlformats.org/markup-compatibility/2006" xmlns:o="urn:schemas-microsoft-com:office:office" xmlns:r="http://schemas.openxmlformats.org/officeDocument/2006/relationships" xmlns:m="http://schemas.openxmlformats.org/officeDocument/2006/math" xmlns:v="urn:schemas-microsoft-com:vml" xmlns:wp14="http://schemas.microsoft.com/office/word/2010/wordprocessingDrawing" xmlns:wp="http://schemas.openxmlformats.org/drawingml/2006/wordprocessingDrawing" xmlns:w10="urn:schemas-microsoft-com:office:word" xmlns:w="http://schemas.openxmlformats.org/wordprocessingml/2006/main" xmlns:w14="http://schemas.microsoft.com/office/word/2010/wordml" xmlns:w15="http://schemas.microsoft.com/office/word/2012/wordml" xmlns:w16se="http://schemas.microsoft.com/office/word/2015/wordml/symex" xmlns:wpg="http://schemas.microsoft.com/office/word/2010/wordprocessingGroup" xmlns:wpi="http://schemas.microsoft.com/office/word/2010/wordprocessingInk" xmlns:wne="http://schemas.microsoft.com/office/word/2006/wordml" xmlns:wps="http://schemas.microsoft.com/office/word/2010/wordprocessingShape" mc:Ignorable="w14 w15 w16se wp14">
   <w:footnote w:type="separator" w:id="-1">
     <w:p>
       <w:pPr>
@@ -3626,7 +3718,7 @@
 </file>
 
 <file path=customXml/itemProps1.xml><?xml version="1.0" encoding="utf-8"?>
-<ds:datastoreItem xmlns:ds="http://schemas.openxmlformats.org/officeDocument/2006/customXml" ds:itemID="{DD37829C-80D3-46B5-88BB-22BEEFEA3C13}">
+<ds:datastoreItem xmlns:ds="http://schemas.openxmlformats.org/officeDocument/2006/customXml" ds:itemID="{DF52E154-3C84-456B-B135-55DEAB317B59}">
   <ds:schemaRefs>
     <ds:schemaRef ds:uri="http://schemas.openxmlformats.org/officeDocument/2006/bibliography"/>
   </ds:schemaRefs>

--- a/CÔNG TY TNHH TMDV KHÁNH HƯNG/KhanhHung_ThayDoiThanhVien_DDPL/KhanhHung_Hop_dong_chuyen_nhuong.docx
+++ b/CÔNG TY TNHH TMDV KHÁNH HƯNG/KhanhHung_ThayDoiThanhVien_DDPL/KhanhHung_Hop_dong_chuyen_nhuong.docx
@@ -13,8 +13,6 @@
           <w:szCs w:val="26"/>
         </w:rPr>
       </w:pPr>
-      <w:bookmarkStart w:id="0" w:name="_GoBack"/>
-      <w:bookmarkEnd w:id="0"/>
       <w:r>
         <w:rPr>
           <w:rFonts w:ascii="Times New Roman" w:eastAsia="Times New Roman" w:hAnsi="Times New Roman"/>
@@ -254,33 +252,31 @@
           <w:sz w:val="26"/>
           <w:szCs w:val="26"/>
         </w:rPr>
-        <w:t>CÔNG TY TNHH TMDV KHÁNH HƯNG</w:t>
-      </w:r>
-      <w:proofErr w:type="gramStart"/>
-      <w:r>
-        <w:rPr>
-          <w:rFonts w:ascii="Times New Roman" w:hAnsi="Times New Roman"/>
-          <w:sz w:val="26"/>
-          <w:szCs w:val="26"/>
-        </w:rPr>
-        <w:t>.</w:t>
-      </w:r>
-      <w:r>
-        <w:rPr>
-          <w:rFonts w:ascii="Times New Roman" w:hAnsi="Times New Roman"/>
-          <w:sz w:val="26"/>
-          <w:szCs w:val="26"/>
-        </w:rPr>
-        <w:t xml:space="preserve"> ,</w:t>
-      </w:r>
-      <w:proofErr w:type="gramEnd"/>
-      <w:r>
-        <w:rPr>
-          <w:rFonts w:ascii="Times New Roman" w:hAnsi="Times New Roman"/>
-          <w:sz w:val="26"/>
-          <w:szCs w:val="26"/>
-        </w:rPr>
-        <w:t xml:space="preserve"> địa chỉ trụ sở: Thửa đất số 12, Tờ bản đồ số 110, Khu phố Bình Thuận 2, Phường Thuận Giao, Thành phố Hồ Chí Minh, Việt Nam</w:t>
+        <w:t>CÔNG TY TNHH TMDV KHÁNH HƯNG.</w:t>
+      </w:r>
+      <w:r>
+        <w:rPr>
+          <w:rFonts w:ascii="Times New Roman" w:hAnsi="Times New Roman"/>
+          <w:sz w:val="26"/>
+          <w:szCs w:val="26"/>
+        </w:rPr>
+        <w:t xml:space="preserve">; </w:t>
+      </w:r>
+      <w:r>
+        <w:rPr>
+          <w:rFonts w:ascii="Times New Roman" w:hAnsi="Times New Roman"/>
+          <w:sz w:val="26"/>
+          <w:szCs w:val="26"/>
+        </w:rPr>
+        <w:t xml:space="preserve">địa chỉ trụ sở: </w:t>
+      </w:r>
+      <w:r>
+        <w:rPr>
+          <w:rFonts w:ascii="Times New Roman" w:eastAsia="Times New Roman" w:hAnsi="Times New Roman"/>
+          <w:sz w:val="26"/>
+          <w:szCs w:val="26"/>
+        </w:rPr>
+        <w:t>Ô 3, Lô DC 82, Đường NA12, KĐC Việt Sing, Khu phố Bình Giao, Phường Thuận Giao, Thành phố Hồ Chí Minh, Việt Nam</w:t>
       </w:r>
     </w:p>
     <w:p>
@@ -361,246 +357,320 @@
     </w:p>
     <w:p>
       <w:pPr>
+        <w:spacing w:before="100" w:beforeAutospacing="1" w:after="100" w:afterAutospacing="1" w:line="240" w:lineRule="auto"/>
+        <w:ind w:left="360"/>
+        <w:rPr>
+          <w:rFonts w:ascii="Times New Roman" w:eastAsia="Times New Roman" w:hAnsi="Times New Roman"/>
+          <w:sz w:val="26"/>
+          <w:szCs w:val="26"/>
+        </w:rPr>
+      </w:pPr>
+      <w:r>
+        <w:rPr>
+          <w:rFonts w:ascii="Times New Roman" w:eastAsia="Times New Roman" w:hAnsi="Times New Roman"/>
+          <w:bCs/>
+          <w:sz w:val="26"/>
+          <w:szCs w:val="26"/>
+        </w:rPr>
+        <w:t>Họ và tên:</w:t>
+      </w:r>
+      <w:r>
+        <w:rPr>
+          <w:rFonts w:ascii="Times New Roman" w:eastAsia="Times New Roman" w:hAnsi="Times New Roman"/>
+          <w:sz w:val="26"/>
+          <w:szCs w:val="26"/>
+        </w:rPr>
+        <w:t xml:space="preserve"> ĐỖ THỊ THẢO.</w:t>
+      </w:r>
+    </w:p>
+    <w:p>
+      <w:pPr>
+        <w:spacing w:before="100" w:beforeAutospacing="1" w:after="100" w:afterAutospacing="1" w:line="240" w:lineRule="auto"/>
+        <w:ind w:left="360"/>
+        <w:rPr>
+          <w:rFonts w:ascii="Times New Roman" w:eastAsia="Times New Roman" w:hAnsi="Times New Roman"/>
+          <w:sz w:val="26"/>
+          <w:szCs w:val="26"/>
+        </w:rPr>
+      </w:pPr>
+      <w:r>
+        <w:rPr>
+          <w:rFonts w:ascii="Times New Roman" w:eastAsia="Times New Roman" w:hAnsi="Times New Roman"/>
+          <w:bCs/>
+          <w:sz w:val="26"/>
+          <w:szCs w:val="26"/>
+        </w:rPr>
+        <w:t>Giới tính:</w:t>
+      </w:r>
+      <w:r>
+        <w:rPr>
+          <w:rFonts w:ascii="Times New Roman" w:eastAsia="Times New Roman" w:hAnsi="Times New Roman"/>
+          <w:sz w:val="26"/>
+          <w:szCs w:val="26"/>
+        </w:rPr>
+        <w:t xml:space="preserve"> Nữ.</w:t>
+      </w:r>
+    </w:p>
+    <w:p>
+      <w:pPr>
+        <w:spacing w:before="100" w:beforeAutospacing="1" w:after="100" w:afterAutospacing="1" w:line="240" w:lineRule="auto"/>
+        <w:ind w:left="360"/>
+        <w:rPr>
+          <w:rFonts w:ascii="Times New Roman" w:eastAsia="Times New Roman" w:hAnsi="Times New Roman"/>
+          <w:sz w:val="26"/>
+          <w:szCs w:val="26"/>
+        </w:rPr>
+      </w:pPr>
+      <w:r>
+        <w:rPr>
+          <w:rFonts w:ascii="Times New Roman" w:eastAsia="Times New Roman" w:hAnsi="Times New Roman"/>
+          <w:bCs/>
+          <w:sz w:val="26"/>
+          <w:szCs w:val="26"/>
+        </w:rPr>
+        <w:t>Sinh ngày:</w:t>
+      </w:r>
+      <w:r>
+        <w:rPr>
+          <w:rFonts w:ascii="Times New Roman" w:eastAsia="Times New Roman" w:hAnsi="Times New Roman"/>
+          <w:sz w:val="26"/>
+          <w:szCs w:val="26"/>
+        </w:rPr>
+        <w:t xml:space="preserve"> 28/06/1998.</w:t>
+      </w:r>
+    </w:p>
+    <w:p>
+      <w:pPr>
+        <w:spacing w:before="100" w:beforeAutospacing="1" w:after="100" w:afterAutospacing="1" w:line="240" w:lineRule="auto"/>
+        <w:ind w:left="360"/>
+        <w:rPr>
+          <w:rFonts w:ascii="Times New Roman" w:eastAsia="Times New Roman" w:hAnsi="Times New Roman"/>
+          <w:sz w:val="26"/>
+          <w:szCs w:val="26"/>
+        </w:rPr>
+      </w:pPr>
+      <w:r>
+        <w:rPr>
+          <w:rFonts w:ascii="Times New Roman" w:eastAsia="Times New Roman" w:hAnsi="Times New Roman"/>
+          <w:bCs/>
+          <w:sz w:val="26"/>
+          <w:szCs w:val="26"/>
+        </w:rPr>
+        <w:t>Dân tộc:</w:t>
+      </w:r>
+      <w:r>
+        <w:rPr>
+          <w:rFonts w:ascii="Times New Roman" w:eastAsia="Times New Roman" w:hAnsi="Times New Roman"/>
+          <w:sz w:val="26"/>
+          <w:szCs w:val="26"/>
+        </w:rPr>
+        <w:t xml:space="preserve"> Kinh.</w:t>
+      </w:r>
+    </w:p>
+    <w:p>
+      <w:pPr>
+        <w:spacing w:before="100" w:beforeAutospacing="1" w:after="100" w:afterAutospacing="1" w:line="240" w:lineRule="auto"/>
+        <w:ind w:left="360"/>
+        <w:rPr>
+          <w:rFonts w:ascii="Times New Roman" w:eastAsia="Times New Roman" w:hAnsi="Times New Roman"/>
+          <w:sz w:val="26"/>
+          <w:szCs w:val="26"/>
+        </w:rPr>
+      </w:pPr>
+      <w:r>
+        <w:rPr>
+          <w:rFonts w:ascii="Times New Roman" w:eastAsia="Times New Roman" w:hAnsi="Times New Roman"/>
+          <w:bCs/>
+          <w:sz w:val="26"/>
+          <w:szCs w:val="26"/>
+        </w:rPr>
+        <w:t>Quốc tịch:</w:t>
+      </w:r>
+      <w:r>
+        <w:rPr>
+          <w:rFonts w:ascii="Times New Roman" w:eastAsia="Times New Roman" w:hAnsi="Times New Roman"/>
+          <w:sz w:val="26"/>
+          <w:szCs w:val="26"/>
+        </w:rPr>
+        <w:t xml:space="preserve"> Việt Nam.</w:t>
+      </w:r>
+    </w:p>
+    <w:p>
+      <w:pPr>
+        <w:spacing w:before="100" w:beforeAutospacing="1" w:after="100" w:afterAutospacing="1" w:line="240" w:lineRule="auto"/>
+        <w:ind w:left="360"/>
+        <w:rPr>
+          <w:rFonts w:ascii="Times New Roman" w:eastAsia="Times New Roman" w:hAnsi="Times New Roman"/>
+          <w:sz w:val="26"/>
+          <w:szCs w:val="26"/>
+        </w:rPr>
+      </w:pPr>
+      <w:r>
+        <w:rPr>
+          <w:rFonts w:ascii="Times New Roman" w:eastAsia="Times New Roman" w:hAnsi="Times New Roman"/>
+          <w:bCs/>
+          <w:sz w:val="26"/>
+          <w:szCs w:val="26"/>
+        </w:rPr>
+        <w:t>Loại giấy tờ pháp lý:</w:t>
+      </w:r>
+      <w:r>
+        <w:rPr>
+          <w:rFonts w:ascii="Times New Roman" w:eastAsia="Times New Roman" w:hAnsi="Times New Roman"/>
+          <w:sz w:val="26"/>
+          <w:szCs w:val="26"/>
+        </w:rPr>
+        <w:t xml:space="preserve"> Thẻ căn cước công dân.</w:t>
+      </w:r>
+    </w:p>
+    <w:p>
+      <w:pPr>
+        <w:spacing w:before="100" w:beforeAutospacing="1" w:after="100" w:afterAutospacing="1" w:line="240" w:lineRule="auto"/>
+        <w:ind w:left="360"/>
+        <w:rPr>
+          <w:rFonts w:ascii="Times New Roman" w:eastAsia="Times New Roman" w:hAnsi="Times New Roman"/>
+          <w:sz w:val="26"/>
+          <w:szCs w:val="26"/>
+        </w:rPr>
+      </w:pPr>
+      <w:r>
+        <w:rPr>
+          <w:rFonts w:ascii="Times New Roman" w:eastAsia="Times New Roman" w:hAnsi="Times New Roman"/>
+          <w:bCs/>
+          <w:sz w:val="26"/>
+          <w:szCs w:val="26"/>
+        </w:rPr>
+        <w:t>Số giấy tờ pháp lý:</w:t>
+      </w:r>
+      <w:r>
+        <w:rPr>
+          <w:rFonts w:ascii="Times New Roman" w:eastAsia="Times New Roman" w:hAnsi="Times New Roman"/>
+          <w:sz w:val="26"/>
+          <w:szCs w:val="26"/>
+        </w:rPr>
+        <w:t xml:space="preserve"> 034198001707.</w:t>
+      </w:r>
+    </w:p>
+    <w:p>
+      <w:pPr>
+        <w:spacing w:before="100" w:beforeAutospacing="1" w:after="100" w:afterAutospacing="1" w:line="240" w:lineRule="auto"/>
+        <w:ind w:left="360"/>
+        <w:rPr>
+          <w:rFonts w:ascii="Times New Roman" w:eastAsia="Times New Roman" w:hAnsi="Times New Roman"/>
+          <w:sz w:val="26"/>
+          <w:szCs w:val="26"/>
+        </w:rPr>
+      </w:pPr>
+      <w:r>
+        <w:rPr>
+          <w:rFonts w:ascii="Times New Roman" w:eastAsia="Times New Roman" w:hAnsi="Times New Roman"/>
+          <w:bCs/>
+          <w:sz w:val="26"/>
+          <w:szCs w:val="26"/>
+        </w:rPr>
+        <w:t>Ngày cấp:</w:t>
+      </w:r>
+      <w:r>
+        <w:rPr>
+          <w:rFonts w:ascii="Times New Roman" w:eastAsia="Times New Roman" w:hAnsi="Times New Roman"/>
+          <w:sz w:val="26"/>
+          <w:szCs w:val="26"/>
+        </w:rPr>
+        <w:t xml:space="preserve"> 06/10/2022.</w:t>
+      </w:r>
+    </w:p>
+    <w:p>
+      <w:pPr>
+        <w:spacing w:before="100" w:beforeAutospacing="1" w:after="100" w:afterAutospacing="1" w:line="240" w:lineRule="auto"/>
+        <w:ind w:left="360"/>
+        <w:rPr>
+          <w:rFonts w:ascii="Times New Roman" w:eastAsia="Times New Roman" w:hAnsi="Times New Roman"/>
+          <w:sz w:val="26"/>
+          <w:szCs w:val="26"/>
+        </w:rPr>
+      </w:pPr>
+      <w:r>
+        <w:rPr>
+          <w:rFonts w:ascii="Times New Roman" w:eastAsia="Times New Roman" w:hAnsi="Times New Roman"/>
+          <w:bCs/>
+          <w:sz w:val="26"/>
+          <w:szCs w:val="26"/>
+        </w:rPr>
+        <w:t>Nơi cấp:</w:t>
+      </w:r>
+      <w:r>
+        <w:rPr>
+          <w:rFonts w:ascii="Times New Roman" w:eastAsia="Times New Roman" w:hAnsi="Times New Roman"/>
+          <w:sz w:val="26"/>
+          <w:szCs w:val="26"/>
+        </w:rPr>
+        <w:t xml:space="preserve"> Cục Cảnh sát Quản lý hành chính về trật tự xã hội.</w:t>
+      </w:r>
+    </w:p>
+    <w:p>
+      <w:pPr>
+        <w:spacing w:before="100" w:beforeAutospacing="1" w:after="100" w:afterAutospacing="1" w:line="240" w:lineRule="auto"/>
+        <w:ind w:left="360"/>
+        <w:rPr>
+          <w:rFonts w:ascii="Times New Roman" w:eastAsia="Times New Roman" w:hAnsi="Times New Roman"/>
+          <w:sz w:val="26"/>
+          <w:szCs w:val="26"/>
+        </w:rPr>
+      </w:pPr>
+      <w:r>
+        <w:rPr>
+          <w:rFonts w:ascii="Times New Roman" w:eastAsia="Times New Roman" w:hAnsi="Times New Roman"/>
+          <w:bCs/>
+          <w:sz w:val="26"/>
+          <w:szCs w:val="26"/>
+        </w:rPr>
+        <w:t>Địa chỉ thường trú:</w:t>
+      </w:r>
+      <w:r>
+        <w:rPr>
+          <w:rFonts w:ascii="Times New Roman" w:eastAsia="Times New Roman" w:hAnsi="Times New Roman"/>
+          <w:sz w:val="26"/>
+          <w:szCs w:val="26"/>
+        </w:rPr>
+        <w:t xml:space="preserve"> Thôn Cun Ruồm, Ngự Thiên, Tỉnh Hưng Yên, Việt Nam.</w:t>
+      </w:r>
+    </w:p>
+    <w:p>
+      <w:pPr>
+        <w:spacing w:before="100" w:beforeAutospacing="1" w:after="100" w:afterAutospacing="1" w:line="240" w:lineRule="auto"/>
+        <w:ind w:left="360"/>
+        <w:rPr>
+          <w:rFonts w:ascii="Times New Roman" w:eastAsia="Times New Roman" w:hAnsi="Times New Roman"/>
+          <w:sz w:val="26"/>
+          <w:szCs w:val="26"/>
+        </w:rPr>
+      </w:pPr>
+      <w:r>
+        <w:rPr>
+          <w:rFonts w:ascii="Times New Roman" w:eastAsia="Times New Roman" w:hAnsi="Times New Roman"/>
+          <w:bCs/>
+          <w:sz w:val="26"/>
+          <w:szCs w:val="26"/>
+        </w:rPr>
+        <w:t>Địa chỉ liên lạc:</w:t>
+      </w:r>
+      <w:r>
+        <w:rPr>
+          <w:rFonts w:ascii="Times New Roman" w:eastAsia="Times New Roman" w:hAnsi="Times New Roman"/>
+          <w:sz w:val="26"/>
+          <w:szCs w:val="26"/>
+        </w:rPr>
+        <w:t xml:space="preserve"> Thôn Cun Ruồm, Ngự Thiên, Tỉnh Hưng Yên, Việt Nam.</w:t>
+      </w:r>
+    </w:p>
+    <w:p>
+      <w:pPr>
         <w:tabs>
           <w:tab w:val="left" w:leader="dot" w:pos="8789"/>
         </w:tabs>
         <w:spacing w:before="120"/>
         <w:ind w:firstLine="567"/>
         <w:rPr>
-          <w:rFonts w:ascii="Times New Roman" w:hAnsi="Times New Roman"/>
-          <w:sz w:val="26"/>
-          <w:szCs w:val="26"/>
-          <w:lang w:val="vi-VN"/>
-        </w:rPr>
-      </w:pPr>
-      <w:r>
-        <w:rPr>
-          <w:rFonts w:ascii="Times New Roman" w:hAnsi="Times New Roman"/>
-          <w:sz w:val="26"/>
-          <w:szCs w:val="26"/>
-          <w:lang w:val="vi-VN"/>
-        </w:rPr>
-        <w:t xml:space="preserve">Họ và tên: </w:t>
-      </w:r>
-      <w:r>
-        <w:rPr>
-          <w:rFonts w:ascii="Times New Roman" w:hAnsi="Times New Roman"/>
-          <w:sz w:val="26"/>
-          <w:szCs w:val="26"/>
-          <w:lang w:val="vi-VN"/>
-        </w:rPr>
-        <w:t>TRƯƠNG NGỌC DIỄM</w:t>
-      </w:r>
-      <w:r>
-        <w:rPr>
-          <w:rFonts w:ascii="Times New Roman" w:hAnsi="Times New Roman"/>
-          <w:sz w:val="26"/>
-          <w:szCs w:val="26"/>
-          <w:lang w:val="vi-VN"/>
-        </w:rPr>
-        <w:t>  Giới tính: Nữ</w:t>
-      </w:r>
-    </w:p>
-    <w:p>
-      <w:pPr>
-        <w:tabs>
-          <w:tab w:val="left" w:leader="dot" w:pos="8789"/>
-        </w:tabs>
-        <w:spacing w:before="120"/>
-        <w:ind w:firstLine="567"/>
-        <w:rPr>
-          <w:rFonts w:ascii="Times New Roman" w:hAnsi="Times New Roman"/>
-          <w:sz w:val="26"/>
-          <w:szCs w:val="26"/>
-          <w:lang w:val="vi-VN"/>
-        </w:rPr>
-      </w:pPr>
-      <w:r>
-        <w:rPr>
-          <w:rFonts w:ascii="Times New Roman" w:hAnsi="Times New Roman"/>
-          <w:sz w:val="26"/>
-          <w:szCs w:val="26"/>
-          <w:lang w:val="vi-VN"/>
-        </w:rPr>
-        <w:t xml:space="preserve">Sinh ngày: </w:t>
-      </w:r>
-      <w:r>
-        <w:rPr>
-          <w:rFonts w:ascii="Times New Roman" w:hAnsi="Times New Roman"/>
-          <w:sz w:val="26"/>
-          <w:szCs w:val="26"/>
-          <w:lang w:val="vi-VN"/>
-        </w:rPr>
-        <w:t>26/08/1978</w:t>
-      </w:r>
-      <w:r>
-        <w:rPr>
-          <w:rFonts w:ascii="Times New Roman" w:hAnsi="Times New Roman"/>
-          <w:sz w:val="26"/>
-          <w:szCs w:val="26"/>
-          <w:lang w:val="vi-VN"/>
-        </w:rPr>
-        <w:t>  Dân tộc: Kinh  Quốc tịch: Việt Nam</w:t>
-      </w:r>
-    </w:p>
-    <w:p>
-      <w:pPr>
-        <w:tabs>
-          <w:tab w:val="left" w:leader="dot" w:pos="8789"/>
-        </w:tabs>
-        <w:spacing w:before="120"/>
-        <w:ind w:firstLine="567"/>
-        <w:rPr>
-          <w:rFonts w:ascii="Times New Roman" w:hAnsi="Times New Roman"/>
-          <w:sz w:val="26"/>
-          <w:szCs w:val="26"/>
-          <w:lang w:val="vi-VN"/>
-        </w:rPr>
-      </w:pPr>
-      <w:r>
-        <w:rPr>
-          <w:rFonts w:ascii="Times New Roman" w:hAnsi="Times New Roman"/>
-          <w:sz w:val="26"/>
-          <w:szCs w:val="26"/>
-          <w:lang w:val="vi-VN"/>
-        </w:rPr>
-        <w:t>Loại giấy tờ pháp lý của cá nhân: Thẻ căn cước công dân</w:t>
-      </w:r>
-    </w:p>
-    <w:p>
-      <w:pPr>
-        <w:tabs>
-          <w:tab w:val="left" w:leader="dot" w:pos="8789"/>
-        </w:tabs>
-        <w:spacing w:before="120"/>
-        <w:ind w:firstLine="567"/>
-        <w:rPr>
-          <w:rFonts w:ascii="Times New Roman" w:hAnsi="Times New Roman"/>
-          <w:sz w:val="26"/>
-          <w:szCs w:val="26"/>
-          <w:lang w:val="vi-VN"/>
-        </w:rPr>
-      </w:pPr>
-      <w:r>
-        <w:rPr>
-          <w:rFonts w:ascii="Times New Roman" w:hAnsi="Times New Roman"/>
-          <w:sz w:val="26"/>
-          <w:szCs w:val="26"/>
-          <w:lang w:val="vi-VN"/>
-        </w:rPr>
-        <w:t xml:space="preserve">Số giấy tờ pháp lý của cá nhân: </w:t>
-      </w:r>
-      <w:r>
-        <w:rPr>
-          <w:rFonts w:ascii="Times New Roman" w:hAnsi="Times New Roman"/>
-          <w:sz w:val="26"/>
-          <w:szCs w:val="26"/>
-          <w:lang w:val="vi-VN"/>
-        </w:rPr>
-        <w:t>086178000407</w:t>
-      </w:r>
-    </w:p>
-    <w:p>
-      <w:pPr>
-        <w:tabs>
-          <w:tab w:val="left" w:leader="dot" w:pos="8789"/>
-        </w:tabs>
-        <w:spacing w:before="120"/>
-        <w:ind w:firstLine="567"/>
-        <w:rPr>
-          <w:rFonts w:ascii="Times New Roman" w:hAnsi="Times New Roman"/>
-          <w:sz w:val="26"/>
-          <w:szCs w:val="26"/>
-          <w:lang w:val="vi-VN"/>
-        </w:rPr>
-      </w:pPr>
-      <w:r>
-        <w:rPr>
-          <w:rFonts w:ascii="Times New Roman" w:hAnsi="Times New Roman"/>
-          <w:sz w:val="26"/>
-          <w:szCs w:val="26"/>
-          <w:lang w:val="vi-VN"/>
-        </w:rPr>
-        <w:t xml:space="preserve">Ngày cấp: </w:t>
-      </w:r>
-      <w:r>
-        <w:rPr>
-          <w:rFonts w:ascii="Times New Roman" w:hAnsi="Times New Roman"/>
-          <w:sz w:val="26"/>
-          <w:szCs w:val="26"/>
-          <w:lang w:val="vi-VN"/>
-        </w:rPr>
-        <w:t>22/12/2021</w:t>
-      </w:r>
-      <w:r>
-        <w:rPr>
-          <w:rFonts w:ascii="Times New Roman" w:hAnsi="Times New Roman"/>
-          <w:sz w:val="26"/>
-          <w:szCs w:val="26"/>
-          <w:lang w:val="vi-VN"/>
-        </w:rPr>
-        <w:t>  Nơi cấp: Cục Cảnh sát quản lý hành chính về trật tự xã hội</w:t>
-      </w:r>
-    </w:p>
-    <w:p>
-      <w:pPr>
-        <w:tabs>
-          <w:tab w:val="left" w:leader="dot" w:pos="8789"/>
-        </w:tabs>
-        <w:spacing w:before="120"/>
-        <w:ind w:firstLine="567"/>
-        <w:rPr>
-          <w:rFonts w:ascii="Times New Roman" w:hAnsi="Times New Roman"/>
-          <w:sz w:val="26"/>
-          <w:szCs w:val="26"/>
-          <w:lang w:val="vi-VN"/>
-        </w:rPr>
-      </w:pPr>
-      <w:r>
-        <w:rPr>
-          <w:rFonts w:ascii="Times New Roman" w:hAnsi="Times New Roman"/>
-          <w:sz w:val="26"/>
-          <w:szCs w:val="26"/>
-          <w:lang w:val="vi-VN"/>
-        </w:rPr>
-        <w:t>Địa chỉ thường trú:</w:t>
-      </w:r>
-      <w:r>
-        <w:rPr>
-          <w:rFonts w:ascii="Times New Roman" w:hAnsi="Times New Roman"/>
-          <w:sz w:val="26"/>
-          <w:szCs w:val="26"/>
-          <w:lang w:val="vi-VN"/>
-        </w:rPr>
-        <w:t xml:space="preserve"> </w:t>
-      </w:r>
-      <w:r>
-        <w:rPr>
-          <w:rFonts w:ascii="Times New Roman" w:hAnsi="Times New Roman"/>
-          <w:sz w:val="26"/>
-          <w:szCs w:val="26"/>
-          <w:lang w:val="vi-VN"/>
-        </w:rPr>
-        <w:t>19B Bạch Đằng 2, Phường Tân Sơn Hòa, Thành phố Hồ Chí Minh, Việt Nam</w:t>
-      </w:r>
-      <w:r>
-        <w:rPr>
-          <w:rFonts w:ascii="Times New Roman" w:hAnsi="Times New Roman"/>
-          <w:sz w:val="26"/>
-          <w:szCs w:val="26"/>
-          <w:lang w:val="vi-VN"/>
-        </w:rPr>
-        <w:t xml:space="preserve"> </w:t>
-      </w:r>
-    </w:p>
-    <w:p>
-      <w:pPr>
-        <w:tabs>
-          <w:tab w:val="left" w:leader="dot" w:pos="8789"/>
-        </w:tabs>
-        <w:spacing w:before="120"/>
-        <w:ind w:firstLine="567"/>
-        <w:rPr>
           <w:rFonts w:ascii="Times New Roman" w:eastAsia="Times New Roman" w:hAnsi="Times New Roman"/>
           <w:color w:val="000000" w:themeColor="text1"/>
           <w:sz w:val="26"/>
@@ -608,15 +678,6 @@
           <w:lang w:val="vi-VN" w:eastAsia="zh-CN"/>
         </w:rPr>
       </w:pPr>
-      <w:r>
-        <w:rPr>
-          <w:rFonts w:ascii="Times New Roman" w:hAnsi="Times New Roman"/>
-          <w:sz w:val="26"/>
-          <w:szCs w:val="26"/>
-          <w:lang w:val="vi-VN"/>
-        </w:rPr>
-        <w:t>Địa chỉ liên lạc: 141A1 Nguyễn Văn Hưởng, Phường An Khánh, Thành phố Hồ Chí Minh, Việt Nam</w:t>
-      </w:r>
     </w:p>
     <w:p>
       <w:pPr>
@@ -682,6 +743,7 @@
           <w:szCs w:val="26"/>
           <w:lang w:val="sv-SE"/>
         </w:rPr>
+        <w:lastRenderedPageBreak/>
         <w:t>BÊN NHẬN CHUYỂN NHƯỢNG (Bên mua)</w:t>
       </w:r>
     </w:p>
@@ -706,16 +768,7 @@
           <w:szCs w:val="26"/>
           <w:lang w:val="sv-SE"/>
         </w:rPr>
-        <w:t xml:space="preserve">Họ và tên: </w:t>
-      </w:r>
-      <w:r>
-        <w:rPr>
-          <w:rFonts w:ascii="Times New Roman" w:hAnsi="Times New Roman"/>
-          <w:sz w:val="26"/>
-          <w:szCs w:val="26"/>
-          <w:lang w:val="sv-SE"/>
-        </w:rPr>
-        <w:t>NGUYỄN CHÍ THIỆN</w:t>
+        <w:t xml:space="preserve"> Họ và tên: VÕ THỊ KIM NGÂN</w:t>
       </w:r>
     </w:p>
     <w:p>
@@ -729,31 +782,55 @@
           <w:rFonts w:ascii="Times New Roman" w:hAnsi="Times New Roman"/>
           <w:sz w:val="26"/>
           <w:szCs w:val="26"/>
-        </w:rPr>
-      </w:pPr>
-      <w:r>
-        <w:rPr>
-          <w:rFonts w:ascii="Times New Roman" w:hAnsi="Times New Roman"/>
-          <w:sz w:val="26"/>
-          <w:szCs w:val="26"/>
-        </w:rPr>
-        <w:t xml:space="preserve">Giới tính: </w:t>
-      </w:r>
-      <w:r>
-        <w:rPr>
-          <w:rFonts w:ascii="Times New Roman" w:hAnsi="Times New Roman"/>
-          <w:sz w:val="26"/>
-          <w:szCs w:val="26"/>
-        </w:rPr>
-        <w:t>N</w:t>
-      </w:r>
-      <w:r>
-        <w:rPr>
-          <w:rFonts w:ascii="Times New Roman" w:hAnsi="Times New Roman"/>
-          <w:sz w:val="26"/>
-          <w:szCs w:val="26"/>
-        </w:rPr>
-        <w:t>am</w:t>
+          <w:lang w:val="sv-SE"/>
+        </w:rPr>
+      </w:pPr>
+      <w:r>
+        <w:rPr>
+          <w:rFonts w:ascii="Times New Roman" w:hAnsi="Times New Roman"/>
+          <w:sz w:val="26"/>
+          <w:szCs w:val="26"/>
+          <w:lang w:val="sv-SE"/>
+        </w:rPr>
+        <w:t xml:space="preserve"> </w:t>
+      </w:r>
+      <w:r>
+        <w:rPr>
+          <w:rFonts w:ascii="Times New Roman" w:hAnsi="Times New Roman"/>
+          <w:sz w:val="26"/>
+          <w:szCs w:val="26"/>
+          <w:lang w:val="sv-SE"/>
+        </w:rPr>
+        <w:t>Ngày sinh: 15/10/1997</w:t>
+      </w:r>
+    </w:p>
+    <w:p>
+      <w:pPr>
+        <w:spacing w:before="100" w:beforeAutospacing="1" w:after="100" w:afterAutospacing="1" w:line="240" w:lineRule="auto"/>
+        <w:ind w:firstLine="567"/>
+        <w:rPr>
+          <w:rFonts w:ascii="Times New Roman" w:hAnsi="Times New Roman"/>
+          <w:sz w:val="26"/>
+          <w:szCs w:val="26"/>
+          <w:lang w:val="sv-SE"/>
+        </w:rPr>
+      </w:pPr>
+      <w:r>
+        <w:rPr>
+          <w:rFonts w:ascii="Times New Roman" w:eastAsia="Times New Roman" w:hAnsi="Times New Roman"/>
+          <w:bCs/>
+          <w:sz w:val="26"/>
+          <w:szCs w:val="26"/>
+        </w:rPr>
+        <w:t>Dân tộc:</w:t>
+      </w:r>
+      <w:r>
+        <w:rPr>
+          <w:rFonts w:ascii="Times New Roman" w:eastAsia="Times New Roman" w:hAnsi="Times New Roman"/>
+          <w:sz w:val="26"/>
+          <w:szCs w:val="26"/>
+        </w:rPr>
+        <w:t xml:space="preserve"> Kinh.</w:t>
       </w:r>
     </w:p>
     <w:p>
@@ -767,23 +844,17 @@
           <w:rFonts w:ascii="Times New Roman" w:hAnsi="Times New Roman"/>
           <w:sz w:val="26"/>
           <w:szCs w:val="26"/>
-        </w:rPr>
-      </w:pPr>
-      <w:r>
-        <w:rPr>
-          <w:rFonts w:ascii="Times New Roman" w:hAnsi="Times New Roman"/>
-          <w:sz w:val="26"/>
-          <w:szCs w:val="26"/>
-        </w:rPr>
-        <w:t xml:space="preserve">Ngày sinh: </w:t>
-      </w:r>
-      <w:r>
-        <w:rPr>
-          <w:rFonts w:ascii="Times New Roman" w:hAnsi="Times New Roman"/>
-          <w:sz w:val="26"/>
-          <w:szCs w:val="26"/>
-        </w:rPr>
-        <w:t>18/05/1963</w:t>
+          <w:lang w:val="sv-SE"/>
+        </w:rPr>
+      </w:pPr>
+      <w:r>
+        <w:rPr>
+          <w:rFonts w:ascii="Times New Roman" w:hAnsi="Times New Roman"/>
+          <w:sz w:val="26"/>
+          <w:szCs w:val="26"/>
+          <w:lang w:val="sv-SE"/>
+        </w:rPr>
+        <w:t>Giới tính: Nữ</w:t>
       </w:r>
     </w:p>
     <w:p>
@@ -797,24 +868,17 @@
           <w:rFonts w:ascii="Times New Roman" w:hAnsi="Times New Roman"/>
           <w:sz w:val="26"/>
           <w:szCs w:val="26"/>
-        </w:rPr>
-      </w:pPr>
-      <w:r>
-        <w:rPr>
-          <w:rFonts w:ascii="Times New Roman" w:hAnsi="Times New Roman"/>
-          <w:sz w:val="26"/>
-          <w:szCs w:val="26"/>
-        </w:rPr>
-        <w:lastRenderedPageBreak/>
-        <w:t xml:space="preserve">Quốc tịch: </w:t>
-      </w:r>
-      <w:r>
-        <w:rPr>
-          <w:rFonts w:ascii="Times New Roman" w:hAnsi="Times New Roman"/>
-          <w:sz w:val="26"/>
-          <w:szCs w:val="26"/>
-        </w:rPr>
-        <w:t>Việt Nam</w:t>
+          <w:lang w:val="sv-SE"/>
+        </w:rPr>
+      </w:pPr>
+      <w:r>
+        <w:rPr>
+          <w:rFonts w:ascii="Times New Roman" w:hAnsi="Times New Roman"/>
+          <w:sz w:val="26"/>
+          <w:szCs w:val="26"/>
+          <w:lang w:val="sv-SE"/>
+        </w:rPr>
+        <w:t>Căn cước công dân số: 051197009742</w:t>
       </w:r>
     </w:p>
     <w:p>
@@ -828,15 +892,46 @@
           <w:rFonts w:ascii="Times New Roman" w:hAnsi="Times New Roman"/>
           <w:sz w:val="26"/>
           <w:szCs w:val="26"/>
-        </w:rPr>
-      </w:pPr>
-      <w:r>
-        <w:rPr>
-          <w:rFonts w:ascii="Times New Roman" w:hAnsi="Times New Roman"/>
-          <w:sz w:val="26"/>
-          <w:szCs w:val="26"/>
-        </w:rPr>
-        <w:t>Loại giấy tờ pháp lý của cá nhân: Thẻ căn cước công dân</w:t>
+          <w:lang w:val="sv-SE"/>
+        </w:rPr>
+      </w:pPr>
+      <w:r>
+        <w:rPr>
+          <w:rFonts w:ascii="Times New Roman" w:hAnsi="Times New Roman"/>
+          <w:sz w:val="26"/>
+          <w:szCs w:val="26"/>
+          <w:lang w:val="sv-SE"/>
+        </w:rPr>
+        <w:t>Ngày cấp căn cước: 12/11/2021</w:t>
+      </w:r>
+    </w:p>
+    <w:p>
+      <w:pPr>
+        <w:spacing w:before="100" w:beforeAutospacing="1" w:after="100" w:afterAutospacing="1" w:line="240" w:lineRule="auto"/>
+        <w:ind w:left="360" w:firstLine="207"/>
+        <w:rPr>
+          <w:rFonts w:ascii="Times New Roman" w:hAnsi="Times New Roman"/>
+          <w:sz w:val="26"/>
+          <w:szCs w:val="26"/>
+          <w:lang w:val="sv-SE"/>
+        </w:rPr>
+      </w:pPr>
+      <w:r>
+        <w:rPr>
+          <w:rFonts w:ascii="Times New Roman" w:eastAsia="Times New Roman" w:hAnsi="Times New Roman"/>
+          <w:bCs/>
+          <w:sz w:val="26"/>
+          <w:szCs w:val="26"/>
+        </w:rPr>
+        <w:t>Nơi cấp:</w:t>
+      </w:r>
+      <w:r>
+        <w:rPr>
+          <w:rFonts w:ascii="Times New Roman" w:eastAsia="Times New Roman" w:hAnsi="Times New Roman"/>
+          <w:sz w:val="26"/>
+          <w:szCs w:val="26"/>
+        </w:rPr>
+        <w:t xml:space="preserve"> Cục Cảnh sát Quản lý hành chính về trật tự xã hội.</w:t>
       </w:r>
     </w:p>
     <w:p>
@@ -850,23 +945,17 @@
           <w:rFonts w:ascii="Times New Roman" w:hAnsi="Times New Roman"/>
           <w:sz w:val="26"/>
           <w:szCs w:val="26"/>
-        </w:rPr>
-      </w:pPr>
-      <w:r>
-        <w:rPr>
-          <w:rFonts w:ascii="Times New Roman" w:hAnsi="Times New Roman"/>
-          <w:sz w:val="26"/>
-          <w:szCs w:val="26"/>
-        </w:rPr>
-        <w:t xml:space="preserve">Số giấy tờ pháp lý của cá nhân: </w:t>
-      </w:r>
-      <w:r>
-        <w:rPr>
-          <w:rFonts w:ascii="Times New Roman" w:hAnsi="Times New Roman"/>
-          <w:sz w:val="26"/>
-          <w:szCs w:val="26"/>
-        </w:rPr>
-        <w:t>079063024131</w:t>
+          <w:lang w:val="sv-SE"/>
+        </w:rPr>
+      </w:pPr>
+      <w:r>
+        <w:rPr>
+          <w:rFonts w:ascii="Times New Roman" w:hAnsi="Times New Roman"/>
+          <w:sz w:val="26"/>
+          <w:szCs w:val="26"/>
+          <w:lang w:val="sv-SE"/>
+        </w:rPr>
+        <w:t>Quốc tịch: Việt Nam</w:t>
       </w:r>
     </w:p>
     <w:p>
@@ -887,158 +976,9 @@
           <w:rFonts w:ascii="Times New Roman" w:hAnsi="Times New Roman"/>
           <w:sz w:val="26"/>
           <w:szCs w:val="26"/>
-        </w:rPr>
-        <w:t xml:space="preserve">Ngày cấp: </w:t>
-      </w:r>
-      <w:r>
-        <w:rPr>
-          <w:rFonts w:ascii="Times New Roman" w:hAnsi="Times New Roman"/>
-          <w:sz w:val="26"/>
-          <w:szCs w:val="26"/>
-        </w:rPr>
-        <w:t>02/08/2022</w:t>
-      </w:r>
-      <w:r>
-        <w:rPr>
-          <w:rFonts w:ascii="Times New Roman" w:hAnsi="Times New Roman"/>
-          <w:sz w:val="26"/>
-          <w:szCs w:val="26"/>
-        </w:rPr>
-        <w:t> </w:t>
-      </w:r>
-      <w:r>
-        <w:rPr>
-          <w:rFonts w:ascii="Times New Roman" w:hAnsi="Times New Roman"/>
-          <w:sz w:val="26"/>
-          <w:szCs w:val="26"/>
-        </w:rPr>
-        <w:t xml:space="preserve">Nơi cấp: </w:t>
-      </w:r>
-      <w:r>
-        <w:rPr>
-          <w:rFonts w:ascii="Times New Roman" w:hAnsi="Times New Roman"/>
-          <w:sz w:val="26"/>
-          <w:szCs w:val="26"/>
-        </w:rPr>
-        <w:t>Cục Cảnh sát quản lý hành chính về trật tự xã hội</w:t>
-      </w:r>
-    </w:p>
-    <w:p>
-      <w:pPr>
-        <w:tabs>
-          <w:tab w:val="left" w:leader="dot" w:pos="8789"/>
-        </w:tabs>
-        <w:spacing w:before="120"/>
-        <w:ind w:firstLine="567"/>
-        <w:rPr>
-          <w:rFonts w:ascii="Times New Roman" w:hAnsi="Times New Roman"/>
-          <w:sz w:val="26"/>
-          <w:szCs w:val="26"/>
-        </w:rPr>
-      </w:pPr>
-      <w:r>
-        <w:rPr>
-          <w:rFonts w:ascii="Times New Roman" w:hAnsi="Times New Roman"/>
-          <w:sz w:val="26"/>
-          <w:szCs w:val="26"/>
-        </w:rPr>
-        <w:t>Địa chỉ thường trú:</w:t>
-      </w:r>
-      <w:r>
-        <w:rPr>
-          <w:rFonts w:ascii="Times New Roman" w:hAnsi="Times New Roman"/>
-          <w:sz w:val="26"/>
-          <w:szCs w:val="26"/>
-        </w:rPr>
-        <w:t xml:space="preserve"> </w:t>
-      </w:r>
-      <w:r>
-        <w:rPr>
-          <w:rFonts w:ascii="Times New Roman" w:hAnsi="Times New Roman"/>
-          <w:sz w:val="26"/>
-          <w:szCs w:val="26"/>
-          <w:lang w:val="vi-VN"/>
-        </w:rPr>
-        <w:t xml:space="preserve">21/6 Xuân Thủy, Kp4, Phường </w:t>
-      </w:r>
-      <w:proofErr w:type="gramStart"/>
-      <w:r>
-        <w:rPr>
-          <w:rFonts w:ascii="Times New Roman" w:hAnsi="Times New Roman"/>
-          <w:sz w:val="26"/>
-          <w:szCs w:val="26"/>
-          <w:lang w:val="vi-VN"/>
-        </w:rPr>
-        <w:t>An</w:t>
-      </w:r>
-      <w:proofErr w:type="gramEnd"/>
-      <w:r>
-        <w:rPr>
-          <w:rFonts w:ascii="Times New Roman" w:hAnsi="Times New Roman"/>
-          <w:sz w:val="26"/>
-          <w:szCs w:val="26"/>
-          <w:lang w:val="vi-VN"/>
-        </w:rPr>
-        <w:t xml:space="preserve"> Khánh, Thành phố Hồ Chí Minh</w:t>
-      </w:r>
-    </w:p>
-    <w:p>
-      <w:pPr>
-        <w:tabs>
-          <w:tab w:val="left" w:leader="dot" w:pos="8789"/>
-        </w:tabs>
-        <w:spacing w:before="120"/>
-        <w:ind w:firstLine="567"/>
-        <w:rPr>
-          <w:rFonts w:ascii="Times New Roman" w:hAnsi="Times New Roman"/>
-          <w:sz w:val="26"/>
-          <w:szCs w:val="26"/>
-        </w:rPr>
-      </w:pPr>
-      <w:r>
-        <w:rPr>
-          <w:rFonts w:ascii="Times New Roman" w:hAnsi="Times New Roman"/>
-          <w:sz w:val="26"/>
-          <w:szCs w:val="26"/>
-        </w:rPr>
-        <w:t>Địa chỉ liên lạc:</w:t>
-      </w:r>
-      <w:r>
-        <w:rPr>
-          <w:rFonts w:ascii="Times New Roman" w:hAnsi="Times New Roman"/>
-          <w:sz w:val="26"/>
-          <w:szCs w:val="26"/>
-        </w:rPr>
-        <w:t xml:space="preserve"> </w:t>
-      </w:r>
-      <w:r>
-        <w:rPr>
-          <w:rFonts w:ascii="Times New Roman" w:hAnsi="Times New Roman"/>
-          <w:sz w:val="26"/>
-          <w:szCs w:val="26"/>
-          <w:lang w:val="vi-VN"/>
-        </w:rPr>
-        <w:t xml:space="preserve">21/6 Xuân Thủy, Kp4, Phường </w:t>
-      </w:r>
-      <w:proofErr w:type="gramStart"/>
-      <w:r>
-        <w:rPr>
-          <w:rFonts w:ascii="Times New Roman" w:hAnsi="Times New Roman"/>
-          <w:sz w:val="26"/>
-          <w:szCs w:val="26"/>
-          <w:lang w:val="vi-VN"/>
-        </w:rPr>
-        <w:t>An</w:t>
-      </w:r>
-      <w:proofErr w:type="gramEnd"/>
-      <w:r>
-        <w:rPr>
-          <w:rFonts w:ascii="Times New Roman" w:hAnsi="Times New Roman"/>
-          <w:sz w:val="26"/>
-          <w:szCs w:val="26"/>
-          <w:lang w:val="vi-VN"/>
-        </w:rPr>
-        <w:t xml:space="preserve"> Khánh, Thành phố Hồ Chí Minh</w:t>
+          <w:lang w:val="sv-SE"/>
+        </w:rPr>
+        <w:t>Địa chỉ thường trú và địa chỉ liên lạc: Thôn Long Thạnh 1, Phường Sa Huỳnh, Tỉnh Quảng Ngãi, Việt Nam</w:t>
       </w:r>
     </w:p>
     <w:p>
@@ -1131,7 +1071,24 @@
           <w:szCs w:val="26"/>
           <w:lang w:val="sv-SE"/>
         </w:rPr>
-        <w:t xml:space="preserve">Điều 1: Trong thời gian qua, bà TRƯƠNG NGỌC DIỄM (Bên bán) có góp vốn vào </w:t>
+        <w:t xml:space="preserve">Điều 1: Trong thời gian qua, bà </w:t>
+      </w:r>
+      <w:r>
+        <w:rPr>
+          <w:rFonts w:ascii="Times New Roman" w:eastAsia="Times New Roman" w:hAnsi="Times New Roman"/>
+          <w:sz w:val="26"/>
+          <w:szCs w:val="26"/>
+        </w:rPr>
+        <w:t>ĐỖ THỊ THẢO</w:t>
+      </w:r>
+      <w:r>
+        <w:rPr>
+          <w:rFonts w:ascii="Times New Roman" w:hAnsi="Times New Roman"/>
+          <w:sz w:val="26"/>
+          <w:szCs w:val="26"/>
+          <w:lang w:val="sv-SE"/>
+        </w:rPr>
+        <w:t xml:space="preserve"> (Bên bán) có góp vốn vào </w:t>
       </w:r>
       <w:r>
         <w:rPr>
@@ -1149,25 +1106,140 @@
           <w:szCs w:val="26"/>
           <w:lang w:val="sv-SE"/>
         </w:rPr>
-        <w:t xml:space="preserve"> với giá trị phần vốn góp là 18.000.000.000 đồng (Mười tám tỷ đồng), tương ứng với tỷ lệ 90% vốn điều lệ công ty theo Giấy chứng nhận đăng ký doanh nghiệp số 3702570782 do Phòng Đăng ký kinh doanh - Sở Tài Chính thành phố Hồ Chí Minh</w:t>
-      </w:r>
-      <w:r>
-        <w:rPr>
-          <w:rFonts w:ascii="Times New Roman" w:hAnsi="Times New Roman"/>
-          <w:sz w:val="26"/>
-          <w:szCs w:val="26"/>
-          <w:lang w:val="sv-SE"/>
+        <w:t xml:space="preserve"> với giá trị phần vốn góp là </w:t>
+      </w:r>
+      <w:r>
+        <w:rPr>
+          <w:rFonts w:ascii="Times New Roman" w:eastAsia="Times New Roman" w:hAnsi="Times New Roman"/>
+          <w:sz w:val="26"/>
+          <w:szCs w:val="26"/>
+        </w:rPr>
+        <w:t>510.000.000</w:t>
+      </w:r>
+      <w:r>
+        <w:rPr>
+          <w:rFonts w:ascii="Times New Roman" w:eastAsia="Times New Roman" w:hAnsi="Times New Roman"/>
+          <w:sz w:val="26"/>
+          <w:szCs w:val="26"/>
         </w:rPr>
         <w:t xml:space="preserve"> </w:t>
       </w:r>
       <w:r>
         <w:rPr>
-          <w:rFonts w:ascii="Times New Roman" w:hAnsi="Times New Roman"/>
-          <w:sz w:val="26"/>
-          <w:szCs w:val="26"/>
-          <w:lang w:val="sv-SE"/>
-        </w:rPr>
-        <w:t>Đăng ký lần đầu: ngày 12 tháng 06 năm 2017</w:t>
+          <w:rFonts w:ascii="Times New Roman" w:eastAsia="Times New Roman" w:hAnsi="Times New Roman"/>
+          <w:color w:val="000000" w:themeColor="text1"/>
+          <w:sz w:val="26"/>
+          <w:szCs w:val="26"/>
+          <w:lang w:val="sv-SE"/>
+        </w:rPr>
+        <w:t>VNĐ (</w:t>
+      </w:r>
+      <w:r>
+        <w:rPr>
+          <w:rFonts w:ascii="Times New Roman" w:eastAsia="Times New Roman" w:hAnsi="Times New Roman"/>
+          <w:color w:val="000000" w:themeColor="text1"/>
+          <w:sz w:val="26"/>
+          <w:szCs w:val="26"/>
+          <w:lang w:val="sv-SE"/>
+        </w:rPr>
+        <w:t>Năm trăm mười triệu đồng</w:t>
+      </w:r>
+      <w:r>
+        <w:rPr>
+          <w:rFonts w:ascii="Times New Roman" w:eastAsia="Times New Roman" w:hAnsi="Times New Roman"/>
+          <w:color w:val="000000" w:themeColor="text1"/>
+          <w:sz w:val="26"/>
+          <w:szCs w:val="26"/>
+          <w:lang w:val="sv-SE"/>
+        </w:rPr>
+        <w:t>)</w:t>
+      </w:r>
+      <w:r>
+        <w:rPr>
+          <w:rFonts w:ascii="Times New Roman" w:hAnsi="Times New Roman"/>
+          <w:sz w:val="26"/>
+          <w:szCs w:val="26"/>
+          <w:lang w:val="sv-SE"/>
+        </w:rPr>
+        <w:t xml:space="preserve">, tương ứng với tỷ lệ </w:t>
+      </w:r>
+      <w:r>
+        <w:rPr>
+          <w:rFonts w:ascii="Times New Roman" w:hAnsi="Times New Roman"/>
+          <w:sz w:val="26"/>
+          <w:szCs w:val="26"/>
+          <w:lang w:val="sv-SE"/>
+        </w:rPr>
+        <w:t>51</w:t>
+      </w:r>
+      <w:r>
+        <w:rPr>
+          <w:rFonts w:ascii="Times New Roman" w:hAnsi="Times New Roman"/>
+          <w:sz w:val="26"/>
+          <w:szCs w:val="26"/>
+          <w:lang w:val="sv-SE"/>
+        </w:rPr>
+        <w:t xml:space="preserve">% vốn điều lệ công ty theo Giấy chứng nhận đăng ký doanh nghiệp số </w:t>
+      </w:r>
+      <w:r>
+        <w:rPr>
+          <w:rFonts w:ascii="Times New Roman" w:eastAsia="Times New Roman" w:hAnsi="Times New Roman"/>
+          <w:sz w:val="26"/>
+          <w:szCs w:val="26"/>
+        </w:rPr>
+        <w:t>3702758960</w:t>
+      </w:r>
+      <w:r>
+        <w:rPr>
+          <w:rFonts w:ascii="Times New Roman" w:eastAsia="Times New Roman" w:hAnsi="Times New Roman"/>
+          <w:sz w:val="26"/>
+          <w:szCs w:val="26"/>
+        </w:rPr>
+        <w:t xml:space="preserve"> </w:t>
+      </w:r>
+      <w:r>
+        <w:rPr>
+          <w:rFonts w:ascii="Times New Roman" w:hAnsi="Times New Roman"/>
+          <w:sz w:val="26"/>
+          <w:szCs w:val="26"/>
+          <w:lang w:val="sv-SE"/>
+        </w:rPr>
+        <w:t xml:space="preserve">do Phòng Đăng ký kinh doanh - Sở </w:t>
+      </w:r>
+      <w:r>
+        <w:rPr>
+          <w:rFonts w:ascii="Times New Roman" w:hAnsi="Times New Roman"/>
+          <w:sz w:val="26"/>
+          <w:szCs w:val="26"/>
+          <w:lang w:val="sv-SE"/>
+        </w:rPr>
+        <w:t>Kế hoạch và Đầu tư tỉnh Bình Dương</w:t>
+      </w:r>
+      <w:r>
+        <w:rPr>
+          <w:rFonts w:ascii="Times New Roman" w:hAnsi="Times New Roman"/>
+          <w:sz w:val="26"/>
+          <w:szCs w:val="26"/>
+          <w:lang w:val="sv-SE"/>
+        </w:rPr>
+        <w:t xml:space="preserve"> </w:t>
+      </w:r>
+      <w:r>
+        <w:rPr>
+          <w:rFonts w:ascii="Times New Roman" w:hAnsi="Times New Roman"/>
+          <w:sz w:val="26"/>
+          <w:szCs w:val="26"/>
+          <w:lang w:val="sv-SE"/>
+        </w:rPr>
+        <w:t xml:space="preserve">Đăng ký lần đầu: </w:t>
+      </w:r>
+      <w:r>
+        <w:rPr>
+          <w:rFonts w:ascii="Times New Roman" w:eastAsia="Times New Roman" w:hAnsi="Times New Roman"/>
+          <w:sz w:val="26"/>
+          <w:szCs w:val="26"/>
+        </w:rPr>
+        <w:t>Ngày 08 tháng 04 năm 2019</w:t>
       </w:r>
       <w:r>
         <w:rPr>
@@ -1185,7 +1257,36 @@
           <w:szCs w:val="26"/>
           <w:lang w:val="sv-SE"/>
         </w:rPr>
-        <w:t xml:space="preserve"> đăng ký thay đổi lần thứ 3 ngày 14 tháng 09 năm 2022</w:t>
+        <w:t xml:space="preserve"> đăng ký thay đổi lần thứ </w:t>
+      </w:r>
+      <w:bookmarkStart w:id="0" w:name="_GoBack"/>
+      <w:r>
+        <w:rPr>
+          <w:rFonts w:ascii="Times New Roman" w:eastAsia="Times New Roman" w:hAnsi="Times New Roman"/>
+          <w:bCs/>
+          <w:sz w:val="26"/>
+          <w:szCs w:val="26"/>
+        </w:rPr>
+        <w:t>5</w:t>
+      </w:r>
+      <w:bookmarkEnd w:id="0"/>
+      <w:r>
+        <w:rPr>
+          <w:rFonts w:ascii="Times New Roman" w:eastAsia="Times New Roman" w:hAnsi="Times New Roman"/>
+          <w:b/>
+          <w:bCs/>
+          <w:sz w:val="26"/>
+          <w:szCs w:val="26"/>
+        </w:rPr>
+        <w:t>:</w:t>
+      </w:r>
+      <w:r>
+        <w:rPr>
+          <w:rFonts w:ascii="Times New Roman" w:eastAsia="Times New Roman" w:hAnsi="Times New Roman"/>
+          <w:sz w:val="26"/>
+          <w:szCs w:val="26"/>
+        </w:rPr>
+        <w:t xml:space="preserve"> Ngày 04 tháng 10 năm 2024</w:t>
       </w:r>
     </w:p>
     <w:p>
@@ -1234,24 +1335,155 @@
     </w:p>
     <w:p>
       <w:pPr>
-        <w:jc w:val="both"/>
-        <w:rPr>
-          <w:rFonts w:ascii="Times New Roman" w:eastAsia="Times New Roman" w:hAnsi="Times New Roman"/>
-          <w:color w:val="000000" w:themeColor="text1"/>
-          <w:sz w:val="26"/>
-          <w:szCs w:val="26"/>
-          <w:lang w:val="sv-SE"/>
-        </w:rPr>
-      </w:pPr>
-      <w:r>
-        <w:rPr>
-          <w:rFonts w:ascii="Times New Roman" w:eastAsia="Times New Roman" w:hAnsi="Times New Roman"/>
-          <w:color w:val="000000" w:themeColor="text1"/>
-          <w:sz w:val="26"/>
-          <w:szCs w:val="26"/>
-          <w:lang w:val="sv-SE"/>
-        </w:rPr>
-        <w:t xml:space="preserve"> Hai bên cùng thỏa thuận chuyển nhượng phần vốn góp  là 18.000.000.000 VNĐ (Mười tám tỷ đồng) chiếm tỷ lệ 90% vốn điều lệ với giá chuyển nhượng là 18.000.000.000 VNĐ (Mười tám tỷ đồng).</w:t>
+        <w:rPr>
+          <w:rFonts w:ascii="Times New Roman" w:eastAsia="Times New Roman" w:hAnsi="Times New Roman"/>
+          <w:color w:val="000000" w:themeColor="text1"/>
+          <w:sz w:val="26"/>
+          <w:szCs w:val="26"/>
+          <w:lang w:val="sv-SE"/>
+        </w:rPr>
+      </w:pPr>
+      <w:r>
+        <w:rPr>
+          <w:rFonts w:ascii="Times New Roman" w:eastAsia="Times New Roman" w:hAnsi="Times New Roman"/>
+          <w:color w:val="000000" w:themeColor="text1"/>
+          <w:sz w:val="26"/>
+          <w:szCs w:val="26"/>
+          <w:lang w:val="sv-SE"/>
+        </w:rPr>
+        <w:t xml:space="preserve"> Hai bên cùng thỏa thuận chuyển nhượng phần vốn góp  là </w:t>
+      </w:r>
+      <w:r>
+        <w:rPr>
+          <w:rFonts w:ascii="Times New Roman" w:eastAsia="Times New Roman" w:hAnsi="Times New Roman"/>
+          <w:sz w:val="26"/>
+          <w:szCs w:val="26"/>
+        </w:rPr>
+        <w:t>510.000.000</w:t>
+      </w:r>
+      <w:r>
+        <w:rPr>
+          <w:rFonts w:ascii="Times New Roman" w:eastAsia="Times New Roman" w:hAnsi="Times New Roman"/>
+          <w:sz w:val="26"/>
+          <w:szCs w:val="26"/>
+        </w:rPr>
+        <w:t xml:space="preserve"> </w:t>
+      </w:r>
+      <w:r>
+        <w:rPr>
+          <w:rFonts w:ascii="Times New Roman" w:eastAsia="Times New Roman" w:hAnsi="Times New Roman"/>
+          <w:color w:val="000000" w:themeColor="text1"/>
+          <w:sz w:val="26"/>
+          <w:szCs w:val="26"/>
+          <w:lang w:val="sv-SE"/>
+        </w:rPr>
+        <w:t>VNĐ (</w:t>
+      </w:r>
+      <w:r>
+        <w:rPr>
+          <w:rFonts w:ascii="Times New Roman" w:eastAsia="Times New Roman" w:hAnsi="Times New Roman"/>
+          <w:color w:val="000000" w:themeColor="text1"/>
+          <w:sz w:val="26"/>
+          <w:szCs w:val="26"/>
+          <w:lang w:val="sv-SE"/>
+        </w:rPr>
+        <w:t>Năm trăm mười triệu đồng</w:t>
+      </w:r>
+      <w:r>
+        <w:rPr>
+          <w:rFonts w:ascii="Times New Roman" w:eastAsia="Times New Roman" w:hAnsi="Times New Roman"/>
+          <w:color w:val="000000" w:themeColor="text1"/>
+          <w:sz w:val="26"/>
+          <w:szCs w:val="26"/>
+          <w:lang w:val="sv-SE"/>
+        </w:rPr>
+        <w:t>)</w:t>
+      </w:r>
+      <w:r>
+        <w:rPr>
+          <w:rFonts w:ascii="Times New Roman" w:eastAsia="Times New Roman" w:hAnsi="Times New Roman"/>
+          <w:color w:val="000000" w:themeColor="text1"/>
+          <w:sz w:val="26"/>
+          <w:szCs w:val="26"/>
+          <w:lang w:val="sv-SE"/>
+        </w:rPr>
+        <w:t xml:space="preserve"> chiếm tỷ lệ </w:t>
+      </w:r>
+      <w:r>
+        <w:rPr>
+          <w:rFonts w:ascii="Times New Roman" w:eastAsia="Times New Roman" w:hAnsi="Times New Roman"/>
+          <w:color w:val="000000" w:themeColor="text1"/>
+          <w:sz w:val="26"/>
+          <w:szCs w:val="26"/>
+          <w:lang w:val="sv-SE"/>
+        </w:rPr>
+        <w:t>51</w:t>
+      </w:r>
+      <w:r>
+        <w:rPr>
+          <w:rFonts w:ascii="Times New Roman" w:eastAsia="Times New Roman" w:hAnsi="Times New Roman"/>
+          <w:color w:val="000000" w:themeColor="text1"/>
+          <w:sz w:val="26"/>
+          <w:szCs w:val="26"/>
+          <w:lang w:val="sv-SE"/>
+        </w:rPr>
+        <w:t xml:space="preserve">% vốn điều lệ với giá chuyển nhượng là </w:t>
+      </w:r>
+      <w:r>
+        <w:rPr>
+          <w:rFonts w:ascii="Times New Roman" w:eastAsia="Times New Roman" w:hAnsi="Times New Roman"/>
+          <w:sz w:val="26"/>
+          <w:szCs w:val="26"/>
+        </w:rPr>
+        <w:t>510.000.000</w:t>
+      </w:r>
+      <w:r>
+        <w:rPr>
+          <w:rFonts w:ascii="Times New Roman" w:eastAsia="Times New Roman" w:hAnsi="Times New Roman"/>
+          <w:sz w:val="26"/>
+          <w:szCs w:val="26"/>
+        </w:rPr>
+        <w:t xml:space="preserve"> </w:t>
+      </w:r>
+      <w:r>
+        <w:rPr>
+          <w:rFonts w:ascii="Times New Roman" w:eastAsia="Times New Roman" w:hAnsi="Times New Roman"/>
+          <w:color w:val="000000" w:themeColor="text1"/>
+          <w:sz w:val="26"/>
+          <w:szCs w:val="26"/>
+          <w:lang w:val="sv-SE"/>
+        </w:rPr>
+        <w:t>VNĐ (</w:t>
+      </w:r>
+      <w:r>
+        <w:rPr>
+          <w:rFonts w:ascii="Times New Roman" w:eastAsia="Times New Roman" w:hAnsi="Times New Roman"/>
+          <w:color w:val="000000" w:themeColor="text1"/>
+          <w:sz w:val="26"/>
+          <w:szCs w:val="26"/>
+          <w:lang w:val="sv-SE"/>
+        </w:rPr>
+        <w:t>Năm trăm mười triệu đồng</w:t>
+      </w:r>
+      <w:r>
+        <w:rPr>
+          <w:rFonts w:ascii="Times New Roman" w:eastAsia="Times New Roman" w:hAnsi="Times New Roman"/>
+          <w:color w:val="000000" w:themeColor="text1"/>
+          <w:sz w:val="26"/>
+          <w:szCs w:val="26"/>
+          <w:lang w:val="sv-SE"/>
+        </w:rPr>
+        <w:t>)</w:t>
+      </w:r>
+      <w:r>
+        <w:rPr>
+          <w:rFonts w:ascii="Times New Roman" w:eastAsia="Times New Roman" w:hAnsi="Times New Roman"/>
+          <w:color w:val="000000" w:themeColor="text1"/>
+          <w:sz w:val="26"/>
+          <w:szCs w:val="26"/>
+          <w:lang w:val="sv-SE"/>
+        </w:rPr>
+        <w:t>.</w:t>
       </w:r>
     </w:p>
     <w:p>
@@ -1377,7 +1609,74 @@
           <w:szCs w:val="26"/>
           <w:lang w:val="sv-SE"/>
         </w:rPr>
-        <w:t>Việc giao nhận  phần vốn góp số tiền 18.000.000.000 VNĐ (Mười tám tỷ đồng) chiếm tỷ lệ 90% vốn điều lệ  được thực hiện ngay tại thời điểm hợp đồng này có hiệu lực với sự chứng kiến của người đại diện theo pháp luật của công ty.</w:t>
+        <w:lastRenderedPageBreak/>
+        <w:t xml:space="preserve">Việc giao nhận  phần vốn góp số tiền </w:t>
+      </w:r>
+      <w:r>
+        <w:rPr>
+          <w:rFonts w:ascii="Times New Roman" w:eastAsia="Times New Roman" w:hAnsi="Times New Roman"/>
+          <w:sz w:val="26"/>
+          <w:szCs w:val="26"/>
+        </w:rPr>
+        <w:t>510.000.000</w:t>
+      </w:r>
+      <w:r>
+        <w:rPr>
+          <w:rFonts w:ascii="Times New Roman" w:eastAsia="Times New Roman" w:hAnsi="Times New Roman"/>
+          <w:sz w:val="26"/>
+          <w:szCs w:val="26"/>
+        </w:rPr>
+        <w:t xml:space="preserve"> </w:t>
+      </w:r>
+      <w:r>
+        <w:rPr>
+          <w:rFonts w:ascii="Times New Roman" w:eastAsia="Times New Roman" w:hAnsi="Times New Roman"/>
+          <w:color w:val="000000" w:themeColor="text1"/>
+          <w:sz w:val="26"/>
+          <w:szCs w:val="26"/>
+          <w:lang w:val="sv-SE"/>
+        </w:rPr>
+        <w:t>VNĐ (</w:t>
+      </w:r>
+      <w:r>
+        <w:rPr>
+          <w:rFonts w:ascii="Times New Roman" w:eastAsia="Times New Roman" w:hAnsi="Times New Roman"/>
+          <w:color w:val="000000" w:themeColor="text1"/>
+          <w:sz w:val="26"/>
+          <w:szCs w:val="26"/>
+          <w:lang w:val="sv-SE"/>
+        </w:rPr>
+        <w:t>Năm trăm mười triệu đồng</w:t>
+      </w:r>
+      <w:r>
+        <w:rPr>
+          <w:rFonts w:ascii="Times New Roman" w:eastAsia="Times New Roman" w:hAnsi="Times New Roman"/>
+          <w:color w:val="000000" w:themeColor="text1"/>
+          <w:sz w:val="26"/>
+          <w:szCs w:val="26"/>
+          <w:lang w:val="sv-SE"/>
+        </w:rPr>
+        <w:t xml:space="preserve">) chiếm tỷ lệ </w:t>
+      </w:r>
+      <w:r>
+        <w:rPr>
+          <w:rFonts w:ascii="Times New Roman" w:eastAsia="Times New Roman" w:hAnsi="Times New Roman"/>
+          <w:color w:val="000000" w:themeColor="text1"/>
+          <w:sz w:val="26"/>
+          <w:szCs w:val="26"/>
+          <w:lang w:val="sv-SE"/>
+        </w:rPr>
+        <w:t>51</w:t>
+      </w:r>
+      <w:r>
+        <w:rPr>
+          <w:rFonts w:ascii="Times New Roman" w:eastAsia="Times New Roman" w:hAnsi="Times New Roman"/>
+          <w:color w:val="000000" w:themeColor="text1"/>
+          <w:sz w:val="26"/>
+          <w:szCs w:val="26"/>
+          <w:lang w:val="sv-SE"/>
+        </w:rPr>
+        <w:t>% vốn điều lệ  được thực hiện ngay tại thời điểm hợp đồng này có hiệu lực với sự chứng kiến của người đại diện theo pháp luật của công ty.</w:t>
       </w:r>
     </w:p>
     <w:p>
@@ -1396,11 +1695,21 @@
       <w:r>
         <w:rPr>
           <w:rFonts w:ascii="Times New Roman" w:hAnsi="Times New Roman"/>
-          <w:sz w:val="26"/>
-          <w:szCs w:val="26"/>
-          <w:lang w:val="sv-SE"/>
-        </w:rPr>
-        <w:t xml:space="preserve">Điều 4: Hai bên có nghĩa vụ thực hiện các vấn đề liên quan đến việc chuyển nhượng phần vốn góp để </w:t>
+          <w:b/>
+          <w:sz w:val="26"/>
+          <w:szCs w:val="26"/>
+          <w:lang w:val="sv-SE"/>
+        </w:rPr>
+        <w:t>Điều 4:</w:t>
+      </w:r>
+      <w:r>
+        <w:rPr>
+          <w:rFonts w:ascii="Times New Roman" w:hAnsi="Times New Roman"/>
+          <w:sz w:val="26"/>
+          <w:szCs w:val="26"/>
+          <w:lang w:val="sv-SE"/>
+        </w:rPr>
+        <w:t xml:space="preserve"> Hai bên có nghĩa vụ thực hiện các vấn đề liên quan đến việc chuyển nhượng phần vốn góp để </w:t>
       </w:r>
       <w:r>
         <w:rPr>
@@ -1440,7 +1749,6 @@
           <w:szCs w:val="26"/>
           <w:lang w:val="sv-SE"/>
         </w:rPr>
-        <w:lastRenderedPageBreak/>
         <w:t xml:space="preserve">Bên mua có trách nhiệm kế thừa toàn bộ quyền và nghĩa vụ của bên bán với tư cách là thành viên góp vốn của </w:t>
       </w:r>
       <w:r>
@@ -1677,12 +1985,20 @@
       </w:r>
       <w:r>
         <w:rPr>
-          <w:rFonts w:ascii="Times New Roman" w:hAnsi="Times New Roman"/>
-          <w:sz w:val="26"/>
-          <w:szCs w:val="26"/>
-          <w:lang w:val="sv-SE"/>
-        </w:rPr>
-        <w:t xml:space="preserve">TRƯƠNG NGỌC DIỄM </w:t>
+          <w:rFonts w:ascii="Times New Roman" w:eastAsia="Times New Roman" w:hAnsi="Times New Roman"/>
+          <w:sz w:val="26"/>
+          <w:szCs w:val="26"/>
+        </w:rPr>
+        <w:t>ĐỖ THỊ THẢO</w:t>
+      </w:r>
+      <w:r>
+        <w:rPr>
+          <w:rFonts w:ascii="Times New Roman" w:hAnsi="Times New Roman"/>
+          <w:sz w:val="26"/>
+          <w:szCs w:val="26"/>
+          <w:lang w:val="sv-SE"/>
+        </w:rPr>
+        <w:t xml:space="preserve"> </w:t>
       </w:r>
       <w:r>
         <w:rPr>
@@ -1727,7 +2043,7 @@
           <w:szCs w:val="26"/>
           <w:lang w:val="sv-SE"/>
         </w:rPr>
-        <w:t>NGUYỄN CHÍ THIỆN</w:t>
+        <w:t>VÕ THỊ KIM NGÂN</w:t>
       </w:r>
       <w:r>
         <w:rPr>
@@ -1920,7 +2236,42 @@
                 <w:szCs w:val="26"/>
                 <w:lang w:val="vi-VN"/>
               </w:rPr>
-              <w:t>(Đã nhận đủ 18.000.000.000 VNĐ)</w:t>
+              <w:t xml:space="preserve">(Đã nhận đủ </w:t>
+            </w:r>
+            <w:r>
+              <w:rPr>
+                <w:rFonts w:ascii="Times New Roman" w:eastAsia="Times New Roman" w:hAnsi="Times New Roman"/>
+                <w:bCs/>
+                <w:i/>
+                <w:color w:val="000000" w:themeColor="text1"/>
+                <w:sz w:val="26"/>
+                <w:szCs w:val="26"/>
+                <w:lang w:val="vi-VN"/>
+              </w:rPr>
+              <w:t>510.000.000</w:t>
+            </w:r>
+            <w:r>
+              <w:rPr>
+                <w:rFonts w:ascii="Times New Roman" w:eastAsia="Times New Roman" w:hAnsi="Times New Roman"/>
+                <w:bCs/>
+                <w:i/>
+                <w:color w:val="000000" w:themeColor="text1"/>
+                <w:sz w:val="26"/>
+                <w:szCs w:val="26"/>
+              </w:rPr>
+              <w:t xml:space="preserve"> </w:t>
+            </w:r>
+            <w:r>
+              <w:rPr>
+                <w:rFonts w:ascii="Times New Roman" w:eastAsia="Times New Roman" w:hAnsi="Times New Roman"/>
+                <w:bCs/>
+                <w:i/>
+                <w:color w:val="000000" w:themeColor="text1"/>
+                <w:sz w:val="26"/>
+                <w:szCs w:val="26"/>
+                <w:lang w:val="vi-VN"/>
+              </w:rPr>
+              <w:t>VNĐ)</w:t>
             </w:r>
           </w:p>
           <w:p>
@@ -2060,7 +2411,7 @@
                 <w:szCs w:val="26"/>
                 <w:lang w:val="sv-SE"/>
               </w:rPr>
-              <w:t>TRƯƠNG NGỌC DIỄM</w:t>
+              <w:t>ĐỖ THỊ THẢO</w:t>
             </w:r>
           </w:p>
           <w:p>
@@ -2338,7 +2689,7 @@
                 <w:szCs w:val="26"/>
                 <w:lang w:val="sv-SE"/>
               </w:rPr>
-              <w:t>NGUYỄN CHÍ THIỆN</w:t>
+              <w:t>VÕ THỊ KIM NGÂN</w:t>
             </w:r>
           </w:p>
         </w:tc>
@@ -2426,6 +2777,17 @@
                 <w:szCs w:val="26"/>
                 <w:lang w:val="sv-SE"/>
               </w:rPr>
+              <w:t>2</w:t>
+            </w:r>
+            <w:r>
+              <w:rPr>
+                <w:rFonts w:ascii="Times New Roman" w:eastAsia="Times New Roman" w:hAnsi="Times New Roman"/>
+                <w:bCs/>
+                <w:color w:val="000000" w:themeColor="text1"/>
+                <w:sz w:val="26"/>
+                <w:szCs w:val="26"/>
+                <w:lang w:val="sv-SE"/>
+              </w:rPr>
               <w:t xml:space="preserve"> tháng </w:t>
             </w:r>
             <w:r>
@@ -2437,7 +2799,7 @@
                 <w:szCs w:val="26"/>
                 <w:lang w:val="sv-SE"/>
               </w:rPr>
-              <w:t>3</w:t>
+              <w:t>4</w:t>
             </w:r>
             <w:r>
               <w:rPr>
@@ -2609,7 +2971,7 @@
                 <w:szCs w:val="26"/>
                 <w:lang w:val="sv-SE"/>
               </w:rPr>
-              <w:t>TRƯƠNG NGỌC DIỄM</w:t>
+              <w:t>ĐỖ THỊ THẢO</w:t>
             </w:r>
           </w:p>
           <w:p>
@@ -2710,7 +3072,7 @@
       </w:pPr>
     </w:p>
     <w:sectPr>
-      <w:footerReference w:type="default" r:id="rId7"/>
+      <w:footerReference w:type="default" r:id="rId8"/>
       <w:pgSz w:w="11906" w:h="16838" w:code="9"/>
       <w:pgMar w:top="1440" w:right="1440" w:bottom="1440" w:left="1440" w:header="578" w:footer="289" w:gutter="0"/>
       <w:cols w:space="720"/>
@@ -2784,6 +3146,163 @@
     </w:p>
   </w:footnote>
 </w:footnotes>
+</file>
+
+<file path=word/numbering.xml><?xml version="1.0" encoding="utf-8"?>
+<w:numbering xmlns:wpc="http://schemas.microsoft.com/office/word/2010/wordprocessingCanvas" xmlns:cx="http://schemas.microsoft.com/office/drawing/2014/chartex" xmlns:mc="http://schemas.openxmlformats.org/markup-compatibility/2006" xmlns:o="urn:schemas-microsoft-com:office:office" xmlns:r="http://schemas.openxmlformats.org/officeDocument/2006/relationships" xmlns:m="http://schemas.openxmlformats.org/officeDocument/2006/math" xmlns:v="urn:schemas-microsoft-com:vml" xmlns:wp14="http://schemas.microsoft.com/office/word/2010/wordprocessingDrawing" xmlns:wp="http://schemas.openxmlformats.org/drawingml/2006/wordprocessingDrawing" xmlns:w10="urn:schemas-microsoft-com:office:word" xmlns:w="http://schemas.openxmlformats.org/wordprocessingml/2006/main" xmlns:w14="http://schemas.microsoft.com/office/word/2010/wordml" xmlns:w15="http://schemas.microsoft.com/office/word/2012/wordml" xmlns:w16se="http://schemas.microsoft.com/office/word/2015/wordml/symex" xmlns:wpg="http://schemas.microsoft.com/office/word/2010/wordprocessingGroup" xmlns:wpi="http://schemas.microsoft.com/office/word/2010/wordprocessingInk" xmlns:wne="http://schemas.microsoft.com/office/word/2006/wordml" xmlns:wps="http://schemas.microsoft.com/office/word/2010/wordprocessingShape" mc:Ignorable="w14 w15 w16se wp14">
+  <w:abstractNum w:abstractNumId="0" w15:restartNumberingAfterBreak="0">
+    <w:nsid w:val="36CE4E3E"/>
+    <w:multiLevelType w:val="multilevel"/>
+    <w:tmpl w:val="CD3C12A8"/>
+    <w:lvl w:ilvl="0">
+      <w:start w:val="1"/>
+      <w:numFmt w:val="bullet"/>
+      <w:lvlText w:val=""/>
+      <w:lvlJc w:val="left"/>
+      <w:pPr>
+        <w:tabs>
+          <w:tab w:val="num" w:pos="720"/>
+        </w:tabs>
+        <w:ind w:left="720" w:hanging="360"/>
+      </w:pPr>
+      <w:rPr>
+        <w:rFonts w:ascii="Symbol" w:hAnsi="Symbol" w:hint="default"/>
+        <w:sz w:val="20"/>
+      </w:rPr>
+    </w:lvl>
+    <w:lvl w:ilvl="1" w:tentative="1">
+      <w:start w:val="1"/>
+      <w:numFmt w:val="bullet"/>
+      <w:lvlText w:val="o"/>
+      <w:lvlJc w:val="left"/>
+      <w:pPr>
+        <w:tabs>
+          <w:tab w:val="num" w:pos="1440"/>
+        </w:tabs>
+        <w:ind w:left="1440" w:hanging="360"/>
+      </w:pPr>
+      <w:rPr>
+        <w:rFonts w:ascii="Courier New" w:hAnsi="Courier New" w:hint="default"/>
+        <w:sz w:val="20"/>
+      </w:rPr>
+    </w:lvl>
+    <w:lvl w:ilvl="2" w:tentative="1">
+      <w:start w:val="1"/>
+      <w:numFmt w:val="bullet"/>
+      <w:lvlText w:val=""/>
+      <w:lvlJc w:val="left"/>
+      <w:pPr>
+        <w:tabs>
+          <w:tab w:val="num" w:pos="2160"/>
+        </w:tabs>
+        <w:ind w:left="2160" w:hanging="360"/>
+      </w:pPr>
+      <w:rPr>
+        <w:rFonts w:ascii="Wingdings" w:hAnsi="Wingdings" w:hint="default"/>
+        <w:sz w:val="20"/>
+      </w:rPr>
+    </w:lvl>
+    <w:lvl w:ilvl="3" w:tentative="1">
+      <w:start w:val="1"/>
+      <w:numFmt w:val="bullet"/>
+      <w:lvlText w:val=""/>
+      <w:lvlJc w:val="left"/>
+      <w:pPr>
+        <w:tabs>
+          <w:tab w:val="num" w:pos="2880"/>
+        </w:tabs>
+        <w:ind w:left="2880" w:hanging="360"/>
+      </w:pPr>
+      <w:rPr>
+        <w:rFonts w:ascii="Wingdings" w:hAnsi="Wingdings" w:hint="default"/>
+        <w:sz w:val="20"/>
+      </w:rPr>
+    </w:lvl>
+    <w:lvl w:ilvl="4" w:tentative="1">
+      <w:start w:val="1"/>
+      <w:numFmt w:val="bullet"/>
+      <w:lvlText w:val=""/>
+      <w:lvlJc w:val="left"/>
+      <w:pPr>
+        <w:tabs>
+          <w:tab w:val="num" w:pos="3600"/>
+        </w:tabs>
+        <w:ind w:left="3600" w:hanging="360"/>
+      </w:pPr>
+      <w:rPr>
+        <w:rFonts w:ascii="Wingdings" w:hAnsi="Wingdings" w:hint="default"/>
+        <w:sz w:val="20"/>
+      </w:rPr>
+    </w:lvl>
+    <w:lvl w:ilvl="5" w:tentative="1">
+      <w:start w:val="1"/>
+      <w:numFmt w:val="bullet"/>
+      <w:lvlText w:val=""/>
+      <w:lvlJc w:val="left"/>
+      <w:pPr>
+        <w:tabs>
+          <w:tab w:val="num" w:pos="4320"/>
+        </w:tabs>
+        <w:ind w:left="4320" w:hanging="360"/>
+      </w:pPr>
+      <w:rPr>
+        <w:rFonts w:ascii="Wingdings" w:hAnsi="Wingdings" w:hint="default"/>
+        <w:sz w:val="20"/>
+      </w:rPr>
+    </w:lvl>
+    <w:lvl w:ilvl="6" w:tentative="1">
+      <w:start w:val="1"/>
+      <w:numFmt w:val="bullet"/>
+      <w:lvlText w:val=""/>
+      <w:lvlJc w:val="left"/>
+      <w:pPr>
+        <w:tabs>
+          <w:tab w:val="num" w:pos="5040"/>
+        </w:tabs>
+        <w:ind w:left="5040" w:hanging="360"/>
+      </w:pPr>
+      <w:rPr>
+        <w:rFonts w:ascii="Wingdings" w:hAnsi="Wingdings" w:hint="default"/>
+        <w:sz w:val="20"/>
+      </w:rPr>
+    </w:lvl>
+    <w:lvl w:ilvl="7" w:tentative="1">
+      <w:start w:val="1"/>
+      <w:numFmt w:val="bullet"/>
+      <w:lvlText w:val=""/>
+      <w:lvlJc w:val="left"/>
+      <w:pPr>
+        <w:tabs>
+          <w:tab w:val="num" w:pos="5760"/>
+        </w:tabs>
+        <w:ind w:left="5760" w:hanging="360"/>
+      </w:pPr>
+      <w:rPr>
+        <w:rFonts w:ascii="Wingdings" w:hAnsi="Wingdings" w:hint="default"/>
+        <w:sz w:val="20"/>
+      </w:rPr>
+    </w:lvl>
+    <w:lvl w:ilvl="8" w:tentative="1">
+      <w:start w:val="1"/>
+      <w:numFmt w:val="bullet"/>
+      <w:lvlText w:val=""/>
+      <w:lvlJc w:val="left"/>
+      <w:pPr>
+        <w:tabs>
+          <w:tab w:val="num" w:pos="6480"/>
+        </w:tabs>
+        <w:ind w:left="6480" w:hanging="360"/>
+      </w:pPr>
+      <w:rPr>
+        <w:rFonts w:ascii="Wingdings" w:hAnsi="Wingdings" w:hint="default"/>
+        <w:sz w:val="20"/>
+      </w:rPr>
+    </w:lvl>
+  </w:abstractNum>
+  <w:num w:numId="1">
+    <w:abstractNumId w:val="0"/>
+  </w:num>
+</w:numbering>
 </file>
 
 <file path=word/styles.xml><?xml version="1.0" encoding="utf-8"?>
@@ -3179,7 +3698,7 @@
   <w:style w:type="paragraph" w:default="1" w:styleId="Normal">
     <w:name w:val="Normal"/>
     <w:qFormat/>
-    <w:rsid w:val="009F2677"/>
+    <w:rsid w:val="00800264"/>
     <w:pPr>
       <w:spacing w:after="200" w:line="276" w:lineRule="auto"/>
     </w:pPr>
@@ -3718,7 +4237,7 @@
 </file>
 
 <file path=customXml/itemProps1.xml><?xml version="1.0" encoding="utf-8"?>
-<ds:datastoreItem xmlns:ds="http://schemas.openxmlformats.org/officeDocument/2006/customXml" ds:itemID="{DF52E154-3C84-456B-B135-55DEAB317B59}">
+<ds:datastoreItem xmlns:ds="http://schemas.openxmlformats.org/officeDocument/2006/customXml" ds:itemID="{291442EB-22D0-4FE3-85CA-0EFAE48BA954}">
   <ds:schemaRefs>
     <ds:schemaRef ds:uri="http://schemas.openxmlformats.org/officeDocument/2006/bibliography"/>
   </ds:schemaRefs>
